--- a/LEARNING/Databricks/pyspark.docx
+++ b/LEARNING/Databricks/pyspark.docx
@@ -40338,6 +40338,4480 @@
       </w:hyperlink>
     </w:p>
     <w:p/>
+    <w:p>
+      <w:pPr>
+        <w:pBdr>
+          <w:bottom w:val="single" w:sz="6" w:space="1" w:color="auto"/>
+        </w:pBdr>
+      </w:pPr>
+    </w:p>
+    <w:p/>
+    <w:p>
+      <w:pPr>
+        <w:textAlignment w:val="baseline"/>
+        <w:rPr>
+          <w:rFonts w:ascii="Segoe UI" w:hAnsi="Segoe UI" w:cs="Segoe UI"/>
+        </w:rPr>
+      </w:pPr>
+      <w:r>
+        <w:rPr>
+          <w:rStyle w:val="break-words"/>
+          <w:rFonts w:ascii="Cambria Math" w:hAnsi="Cambria Math" w:cs="Cambria Math"/>
+          <w:sz w:val="21"/>
+          <w:szCs w:val="21"/>
+        </w:rPr>
+        <w:t>𝐌𝐨𝐬𝐭</w:t>
+      </w:r>
+      <w:r>
+        <w:rPr>
+          <w:rStyle w:val="break-words"/>
+          <w:rFonts w:ascii="Segoe UI" w:hAnsi="Segoe UI" w:cs="Segoe UI"/>
+          <w:sz w:val="21"/>
+          <w:szCs w:val="21"/>
+        </w:rPr>
+        <w:t xml:space="preserve"> </w:t>
+      </w:r>
+      <w:r>
+        <w:rPr>
+          <w:rStyle w:val="break-words"/>
+          <w:rFonts w:ascii="Cambria Math" w:hAnsi="Cambria Math" w:cs="Cambria Math"/>
+          <w:sz w:val="21"/>
+          <w:szCs w:val="21"/>
+        </w:rPr>
+        <w:t>𝐩𝐞𝐨𝐩𝐥𝐞</w:t>
+      </w:r>
+      <w:r>
+        <w:rPr>
+          <w:rStyle w:val="break-words"/>
+          <w:rFonts w:ascii="Segoe UI" w:hAnsi="Segoe UI" w:cs="Segoe UI"/>
+          <w:sz w:val="21"/>
+          <w:szCs w:val="21"/>
+        </w:rPr>
+        <w:t xml:space="preserve"> </w:t>
+      </w:r>
+      <w:r>
+        <w:rPr>
+          <w:rStyle w:val="break-words"/>
+          <w:rFonts w:ascii="Cambria Math" w:hAnsi="Cambria Math" w:cs="Cambria Math"/>
+          <w:sz w:val="21"/>
+          <w:szCs w:val="21"/>
+        </w:rPr>
+        <w:t>𝐦𝐚𝐤𝐞</w:t>
+      </w:r>
+      <w:r>
+        <w:rPr>
+          <w:rStyle w:val="break-words"/>
+          <w:rFonts w:ascii="Segoe UI" w:hAnsi="Segoe UI" w:cs="Segoe UI"/>
+          <w:sz w:val="21"/>
+          <w:szCs w:val="21"/>
+        </w:rPr>
+        <w:t xml:space="preserve"> </w:t>
+      </w:r>
+      <w:r>
+        <w:rPr>
+          <w:rStyle w:val="break-words"/>
+          <w:rFonts w:ascii="Cambria Math" w:hAnsi="Cambria Math" w:cs="Cambria Math"/>
+          <w:sz w:val="21"/>
+          <w:szCs w:val="21"/>
+        </w:rPr>
+        <w:t>𝐏𝐲𝐒𝐩𝐚𝐫𝐤</w:t>
+      </w:r>
+      <w:r>
+        <w:rPr>
+          <w:rStyle w:val="break-words"/>
+          <w:rFonts w:ascii="Segoe UI" w:hAnsi="Segoe UI" w:cs="Segoe UI"/>
+          <w:sz w:val="21"/>
+          <w:szCs w:val="21"/>
+        </w:rPr>
+        <w:t xml:space="preserve"> </w:t>
+      </w:r>
+      <w:r>
+        <w:rPr>
+          <w:rStyle w:val="break-words"/>
+          <w:rFonts w:ascii="Cambria Math" w:hAnsi="Cambria Math" w:cs="Cambria Math"/>
+          <w:sz w:val="21"/>
+          <w:szCs w:val="21"/>
+        </w:rPr>
+        <w:t>𝐡𝐚𝐫𝐝𝐞𝐫</w:t>
+      </w:r>
+      <w:r>
+        <w:rPr>
+          <w:rStyle w:val="break-words"/>
+          <w:rFonts w:ascii="Segoe UI" w:hAnsi="Segoe UI" w:cs="Segoe UI"/>
+          <w:sz w:val="21"/>
+          <w:szCs w:val="21"/>
+        </w:rPr>
+        <w:t xml:space="preserve"> </w:t>
+      </w:r>
+      <w:r>
+        <w:rPr>
+          <w:rStyle w:val="break-words"/>
+          <w:rFonts w:ascii="Cambria Math" w:hAnsi="Cambria Math" w:cs="Cambria Math"/>
+          <w:sz w:val="21"/>
+          <w:szCs w:val="21"/>
+        </w:rPr>
+        <w:t>𝐭𝐡𝐚𝐧</w:t>
+      </w:r>
+      <w:r>
+        <w:rPr>
+          <w:rStyle w:val="break-words"/>
+          <w:rFonts w:ascii="Segoe UI" w:hAnsi="Segoe UI" w:cs="Segoe UI"/>
+          <w:sz w:val="21"/>
+          <w:szCs w:val="21"/>
+        </w:rPr>
+        <w:t xml:space="preserve"> </w:t>
+      </w:r>
+      <w:r>
+        <w:rPr>
+          <w:rStyle w:val="break-words"/>
+          <w:rFonts w:ascii="Cambria Math" w:hAnsi="Cambria Math" w:cs="Cambria Math"/>
+          <w:sz w:val="21"/>
+          <w:szCs w:val="21"/>
+        </w:rPr>
+        <w:t>𝐢𝐭</w:t>
+      </w:r>
+      <w:r>
+        <w:rPr>
+          <w:rStyle w:val="break-words"/>
+          <w:rFonts w:ascii="Segoe UI" w:hAnsi="Segoe UI" w:cs="Segoe UI"/>
+          <w:sz w:val="21"/>
+          <w:szCs w:val="21"/>
+        </w:rPr>
+        <w:t xml:space="preserve"> </w:t>
+      </w:r>
+      <w:r>
+        <w:rPr>
+          <w:rStyle w:val="break-words"/>
+          <w:rFonts w:ascii="Cambria Math" w:hAnsi="Cambria Math" w:cs="Cambria Math"/>
+          <w:sz w:val="21"/>
+          <w:szCs w:val="21"/>
+        </w:rPr>
+        <w:t>𝐧𝐞𝐞𝐝𝐬</w:t>
+      </w:r>
+      <w:r>
+        <w:rPr>
+          <w:rStyle w:val="break-words"/>
+          <w:rFonts w:ascii="Segoe UI" w:hAnsi="Segoe UI" w:cs="Segoe UI"/>
+          <w:sz w:val="21"/>
+          <w:szCs w:val="21"/>
+        </w:rPr>
+        <w:t xml:space="preserve"> </w:t>
+      </w:r>
+      <w:r>
+        <w:rPr>
+          <w:rStyle w:val="break-words"/>
+          <w:rFonts w:ascii="Cambria Math" w:hAnsi="Cambria Math" w:cs="Cambria Math"/>
+          <w:sz w:val="21"/>
+          <w:szCs w:val="21"/>
+        </w:rPr>
+        <w:t>𝐭𝐨</w:t>
+      </w:r>
+      <w:r>
+        <w:rPr>
+          <w:rStyle w:val="break-words"/>
+          <w:rFonts w:ascii="Segoe UI" w:hAnsi="Segoe UI" w:cs="Segoe UI"/>
+          <w:sz w:val="21"/>
+          <w:szCs w:val="21"/>
+        </w:rPr>
+        <w:t xml:space="preserve"> </w:t>
+      </w:r>
+      <w:r>
+        <w:rPr>
+          <w:rStyle w:val="break-words"/>
+          <w:rFonts w:ascii="Cambria Math" w:hAnsi="Cambria Math" w:cs="Cambria Math"/>
+          <w:sz w:val="21"/>
+          <w:szCs w:val="21"/>
+        </w:rPr>
+        <w:t>𝐛𝐞</w:t>
+      </w:r>
+      <w:r>
+        <w:rPr>
+          <w:rStyle w:val="break-words"/>
+          <w:rFonts w:ascii="Segoe UI" w:hAnsi="Segoe UI" w:cs="Segoe UI"/>
+          <w:sz w:val="21"/>
+          <w:szCs w:val="21"/>
+        </w:rPr>
+        <w:t>.</w:t>
+      </w:r>
+      <w:r>
+        <w:rPr>
+          <w:rFonts w:ascii="Segoe UI" w:hAnsi="Segoe UI" w:cs="Segoe UI"/>
+          <w:sz w:val="21"/>
+          <w:szCs w:val="21"/>
+        </w:rPr>
+        <w:br/>
+      </w:r>
+      <w:r>
+        <w:rPr>
+          <w:rFonts w:ascii="Segoe UI" w:hAnsi="Segoe UI" w:cs="Segoe UI"/>
+          <w:sz w:val="21"/>
+          <w:szCs w:val="21"/>
+        </w:rPr>
+        <w:br/>
+      </w:r>
+      <w:r>
+        <w:rPr>
+          <w:rStyle w:val="break-words"/>
+          <w:rFonts w:ascii="Segoe UI" w:hAnsi="Segoe UI" w:cs="Segoe UI"/>
+          <w:sz w:val="21"/>
+          <w:szCs w:val="21"/>
+        </w:rPr>
+        <w:t>They jump into advanced topics like Window Functions, Optimization, Broadcast Joins, and Delta Lake before understanding the basics.</w:t>
+      </w:r>
+      <w:r>
+        <w:rPr>
+          <w:rFonts w:ascii="Segoe UI" w:hAnsi="Segoe UI" w:cs="Segoe UI"/>
+          <w:sz w:val="21"/>
+          <w:szCs w:val="21"/>
+        </w:rPr>
+        <w:br/>
+      </w:r>
+      <w:r>
+        <w:rPr>
+          <w:rFonts w:ascii="Segoe UI" w:hAnsi="Segoe UI" w:cs="Segoe UI"/>
+          <w:sz w:val="21"/>
+          <w:szCs w:val="21"/>
+        </w:rPr>
+        <w:br/>
+      </w:r>
+      <w:r>
+        <w:rPr>
+          <w:rStyle w:val="break-words"/>
+          <w:rFonts w:ascii="Segoe UI" w:hAnsi="Segoe UI" w:cs="Segoe UI"/>
+          <w:sz w:val="21"/>
+          <w:szCs w:val="21"/>
+        </w:rPr>
+        <w:t>The result?</w:t>
+      </w:r>
+      <w:r>
+        <w:rPr>
+          <w:rFonts w:ascii="Segoe UI" w:hAnsi="Segoe UI" w:cs="Segoe UI"/>
+          <w:sz w:val="21"/>
+          <w:szCs w:val="21"/>
+        </w:rPr>
+        <w:br/>
+      </w:r>
+      <w:r>
+        <w:rPr>
+          <w:rFonts w:ascii="Segoe UI" w:hAnsi="Segoe UI" w:cs="Segoe UI"/>
+          <w:sz w:val="21"/>
+          <w:szCs w:val="21"/>
+        </w:rPr>
+        <w:br/>
+      </w:r>
+      <w:r>
+        <w:rPr>
+          <w:rStyle w:val="break-words"/>
+          <w:rFonts w:ascii="Segoe UI" w:hAnsi="Segoe UI" w:cs="Segoe UI"/>
+          <w:sz w:val="21"/>
+          <w:szCs w:val="21"/>
+        </w:rPr>
+        <w:t>Lots of tutorials watched.</w:t>
+      </w:r>
+      <w:r>
+        <w:rPr>
+          <w:rFonts w:ascii="Segoe UI" w:hAnsi="Segoe UI" w:cs="Segoe UI"/>
+          <w:sz w:val="21"/>
+          <w:szCs w:val="21"/>
+        </w:rPr>
+        <w:br/>
+      </w:r>
+      <w:r>
+        <w:rPr>
+          <w:rStyle w:val="break-words"/>
+          <w:rFonts w:ascii="Segoe UI" w:hAnsi="Segoe UI" w:cs="Segoe UI"/>
+          <w:sz w:val="21"/>
+          <w:szCs w:val="21"/>
+        </w:rPr>
+        <w:t xml:space="preserve">Very little </w:t>
+      </w:r>
+      <w:proofErr w:type="spellStart"/>
+      <w:r>
+        <w:rPr>
+          <w:rStyle w:val="break-words"/>
+          <w:rFonts w:ascii="Segoe UI" w:hAnsi="Segoe UI" w:cs="Segoe UI"/>
+          <w:sz w:val="21"/>
+          <w:szCs w:val="21"/>
+        </w:rPr>
+        <w:t>PySpark</w:t>
+      </w:r>
+      <w:proofErr w:type="spellEnd"/>
+      <w:r>
+        <w:rPr>
+          <w:rStyle w:val="break-words"/>
+          <w:rFonts w:ascii="Segoe UI" w:hAnsi="Segoe UI" w:cs="Segoe UI"/>
+          <w:sz w:val="21"/>
+          <w:szCs w:val="21"/>
+        </w:rPr>
+        <w:t xml:space="preserve"> actually learned.</w:t>
+      </w:r>
+      <w:r>
+        <w:rPr>
+          <w:rFonts w:ascii="Segoe UI" w:hAnsi="Segoe UI" w:cs="Segoe UI"/>
+          <w:sz w:val="21"/>
+          <w:szCs w:val="21"/>
+        </w:rPr>
+        <w:br/>
+      </w:r>
+      <w:r>
+        <w:rPr>
+          <w:rFonts w:ascii="Segoe UI" w:hAnsi="Segoe UI" w:cs="Segoe UI"/>
+          <w:sz w:val="21"/>
+          <w:szCs w:val="21"/>
+        </w:rPr>
+        <w:br/>
+      </w:r>
+      <w:r>
+        <w:rPr>
+          <w:rStyle w:val="break-words"/>
+          <w:rFonts w:ascii="Segoe UI" w:hAnsi="Segoe UI" w:cs="Segoe UI"/>
+          <w:sz w:val="21"/>
+          <w:szCs w:val="21"/>
+        </w:rPr>
+        <w:t xml:space="preserve">If you're serious about learning </w:t>
+      </w:r>
+      <w:proofErr w:type="spellStart"/>
+      <w:r>
+        <w:rPr>
+          <w:rStyle w:val="break-words"/>
+          <w:rFonts w:ascii="Segoe UI" w:hAnsi="Segoe UI" w:cs="Segoe UI"/>
+          <w:sz w:val="21"/>
+          <w:szCs w:val="21"/>
+        </w:rPr>
+        <w:t>PySpark</w:t>
+      </w:r>
+      <w:proofErr w:type="spellEnd"/>
+      <w:r>
+        <w:rPr>
+          <w:rStyle w:val="break-words"/>
+          <w:rFonts w:ascii="Segoe UI" w:hAnsi="Segoe UI" w:cs="Segoe UI"/>
+          <w:sz w:val="21"/>
+          <w:szCs w:val="21"/>
+        </w:rPr>
+        <w:t xml:space="preserve"> for Data Engineering, follow this roadmap:</w:t>
+      </w:r>
+      <w:r>
+        <w:rPr>
+          <w:rFonts w:ascii="Segoe UI" w:hAnsi="Segoe UI" w:cs="Segoe UI"/>
+          <w:sz w:val="21"/>
+          <w:szCs w:val="21"/>
+        </w:rPr>
+        <w:br/>
+      </w:r>
+      <w:r>
+        <w:rPr>
+          <w:rFonts w:ascii="Segoe UI" w:hAnsi="Segoe UI" w:cs="Segoe UI"/>
+          <w:sz w:val="21"/>
+          <w:szCs w:val="21"/>
+        </w:rPr>
+        <w:br/>
+      </w:r>
+      <w:r>
+        <w:rPr>
+          <w:rStyle w:val="break-words"/>
+          <w:rFonts w:ascii="Segoe UI Emoji" w:hAnsi="Segoe UI Emoji" w:cs="Segoe UI Emoji"/>
+          <w:sz w:val="21"/>
+          <w:szCs w:val="21"/>
+        </w:rPr>
+        <w:t>✅</w:t>
+      </w:r>
+      <w:r>
+        <w:rPr>
+          <w:rStyle w:val="break-words"/>
+          <w:rFonts w:ascii="Segoe UI" w:hAnsi="Segoe UI" w:cs="Segoe UI"/>
+          <w:sz w:val="21"/>
+          <w:szCs w:val="21"/>
+        </w:rPr>
+        <w:t xml:space="preserve"> Spark Fundamentals</w:t>
+      </w:r>
+      <w:r>
+        <w:rPr>
+          <w:rFonts w:ascii="Segoe UI" w:hAnsi="Segoe UI" w:cs="Segoe UI"/>
+          <w:sz w:val="21"/>
+          <w:szCs w:val="21"/>
+        </w:rPr>
+        <w:br/>
+      </w:r>
+      <w:r>
+        <w:rPr>
+          <w:rStyle w:val="break-words"/>
+          <w:rFonts w:ascii="Segoe UI Emoji" w:hAnsi="Segoe UI Emoji" w:cs="Segoe UI Emoji"/>
+          <w:sz w:val="21"/>
+          <w:szCs w:val="21"/>
+        </w:rPr>
+        <w:t>✅</w:t>
+      </w:r>
+      <w:r>
+        <w:rPr>
+          <w:rStyle w:val="break-words"/>
+          <w:rFonts w:ascii="Segoe UI" w:hAnsi="Segoe UI" w:cs="Segoe UI"/>
+          <w:sz w:val="21"/>
+          <w:szCs w:val="21"/>
+        </w:rPr>
+        <w:t xml:space="preserve"> </w:t>
+      </w:r>
+      <w:proofErr w:type="spellStart"/>
+      <w:r>
+        <w:rPr>
+          <w:rStyle w:val="break-words"/>
+          <w:rFonts w:ascii="Segoe UI" w:hAnsi="Segoe UI" w:cs="Segoe UI"/>
+          <w:sz w:val="21"/>
+          <w:szCs w:val="21"/>
+        </w:rPr>
+        <w:t>SparkSession</w:t>
+      </w:r>
+      <w:proofErr w:type="spellEnd"/>
+      <w:r>
+        <w:rPr>
+          <w:rStyle w:val="break-words"/>
+          <w:rFonts w:ascii="Segoe UI" w:hAnsi="Segoe UI" w:cs="Segoe UI"/>
+          <w:sz w:val="21"/>
+          <w:szCs w:val="21"/>
+        </w:rPr>
+        <w:t xml:space="preserve"> &amp; </w:t>
+      </w:r>
+      <w:proofErr w:type="spellStart"/>
+      <w:r>
+        <w:rPr>
+          <w:rStyle w:val="break-words"/>
+          <w:rFonts w:ascii="Segoe UI" w:hAnsi="Segoe UI" w:cs="Segoe UI"/>
+          <w:sz w:val="21"/>
+          <w:szCs w:val="21"/>
+        </w:rPr>
+        <w:t>DataFrames</w:t>
+      </w:r>
+      <w:proofErr w:type="spellEnd"/>
+      <w:r>
+        <w:rPr>
+          <w:rFonts w:ascii="Segoe UI" w:hAnsi="Segoe UI" w:cs="Segoe UI"/>
+          <w:sz w:val="21"/>
+          <w:szCs w:val="21"/>
+        </w:rPr>
+        <w:br/>
+      </w:r>
+      <w:r>
+        <w:rPr>
+          <w:rStyle w:val="break-words"/>
+          <w:rFonts w:ascii="Segoe UI Emoji" w:hAnsi="Segoe UI Emoji" w:cs="Segoe UI Emoji"/>
+          <w:sz w:val="21"/>
+          <w:szCs w:val="21"/>
+        </w:rPr>
+        <w:t>✅</w:t>
+      </w:r>
+      <w:r>
+        <w:rPr>
+          <w:rStyle w:val="break-words"/>
+          <w:rFonts w:ascii="Segoe UI" w:hAnsi="Segoe UI" w:cs="Segoe UI"/>
+          <w:sz w:val="21"/>
+          <w:szCs w:val="21"/>
+        </w:rPr>
+        <w:t xml:space="preserve"> Schema &amp; Data Types</w:t>
+      </w:r>
+      <w:r>
+        <w:rPr>
+          <w:rFonts w:ascii="Segoe UI" w:hAnsi="Segoe UI" w:cs="Segoe UI"/>
+          <w:sz w:val="21"/>
+          <w:szCs w:val="21"/>
+        </w:rPr>
+        <w:br/>
+      </w:r>
+      <w:r>
+        <w:rPr>
+          <w:rStyle w:val="break-words"/>
+          <w:rFonts w:ascii="Segoe UI Emoji" w:hAnsi="Segoe UI Emoji" w:cs="Segoe UI Emoji"/>
+          <w:sz w:val="21"/>
+          <w:szCs w:val="21"/>
+        </w:rPr>
+        <w:t>✅</w:t>
+      </w:r>
+      <w:r>
+        <w:rPr>
+          <w:rStyle w:val="break-words"/>
+          <w:rFonts w:ascii="Segoe UI" w:hAnsi="Segoe UI" w:cs="Segoe UI"/>
+          <w:sz w:val="21"/>
+          <w:szCs w:val="21"/>
+        </w:rPr>
+        <w:t xml:space="preserve"> Reading/Writing Data (CSV, JSON, Parquet, Delta)</w:t>
+      </w:r>
+      <w:r>
+        <w:rPr>
+          <w:rFonts w:ascii="Segoe UI" w:hAnsi="Segoe UI" w:cs="Segoe UI"/>
+          <w:sz w:val="21"/>
+          <w:szCs w:val="21"/>
+        </w:rPr>
+        <w:br/>
+      </w:r>
+      <w:r>
+        <w:rPr>
+          <w:rStyle w:val="break-words"/>
+          <w:rFonts w:ascii="Segoe UI Emoji" w:hAnsi="Segoe UI Emoji" w:cs="Segoe UI Emoji"/>
+          <w:sz w:val="21"/>
+          <w:szCs w:val="21"/>
+        </w:rPr>
+        <w:t>✅</w:t>
+      </w:r>
+      <w:r>
+        <w:rPr>
+          <w:rStyle w:val="break-words"/>
+          <w:rFonts w:ascii="Segoe UI" w:hAnsi="Segoe UI" w:cs="Segoe UI"/>
+          <w:sz w:val="21"/>
+          <w:szCs w:val="21"/>
+        </w:rPr>
+        <w:t xml:space="preserve"> Basic Transformations (`select`, `filter`, `</w:t>
+      </w:r>
+      <w:proofErr w:type="spellStart"/>
+      <w:r>
+        <w:rPr>
+          <w:rStyle w:val="break-words"/>
+          <w:rFonts w:ascii="Segoe UI" w:hAnsi="Segoe UI" w:cs="Segoe UI"/>
+          <w:sz w:val="21"/>
+          <w:szCs w:val="21"/>
+        </w:rPr>
+        <w:t>withColumn</w:t>
+      </w:r>
+      <w:proofErr w:type="spellEnd"/>
+      <w:r>
+        <w:rPr>
+          <w:rStyle w:val="break-words"/>
+          <w:rFonts w:ascii="Segoe UI" w:hAnsi="Segoe UI" w:cs="Segoe UI"/>
+          <w:sz w:val="21"/>
+          <w:szCs w:val="21"/>
+        </w:rPr>
+        <w:t>`)</w:t>
+      </w:r>
+      <w:r>
+        <w:rPr>
+          <w:rFonts w:ascii="Segoe UI" w:hAnsi="Segoe UI" w:cs="Segoe UI"/>
+          <w:sz w:val="21"/>
+          <w:szCs w:val="21"/>
+        </w:rPr>
+        <w:br/>
+      </w:r>
+      <w:r>
+        <w:rPr>
+          <w:rStyle w:val="break-words"/>
+          <w:rFonts w:ascii="Segoe UI Emoji" w:hAnsi="Segoe UI Emoji" w:cs="Segoe UI Emoji"/>
+          <w:sz w:val="21"/>
+          <w:szCs w:val="21"/>
+        </w:rPr>
+        <w:t>✅</w:t>
+      </w:r>
+      <w:r>
+        <w:rPr>
+          <w:rStyle w:val="break-words"/>
+          <w:rFonts w:ascii="Segoe UI" w:hAnsi="Segoe UI" w:cs="Segoe UI"/>
+          <w:sz w:val="21"/>
+          <w:szCs w:val="21"/>
+        </w:rPr>
+        <w:t xml:space="preserve"> Aggregations &amp; </w:t>
+      </w:r>
+      <w:proofErr w:type="spellStart"/>
+      <w:r>
+        <w:rPr>
+          <w:rStyle w:val="break-words"/>
+          <w:rFonts w:ascii="Segoe UI" w:hAnsi="Segoe UI" w:cs="Segoe UI"/>
+          <w:sz w:val="21"/>
+          <w:szCs w:val="21"/>
+        </w:rPr>
+        <w:t>GroupBy</w:t>
+      </w:r>
+      <w:proofErr w:type="spellEnd"/>
+      <w:r>
+        <w:rPr>
+          <w:rFonts w:ascii="Segoe UI" w:hAnsi="Segoe UI" w:cs="Segoe UI"/>
+          <w:sz w:val="21"/>
+          <w:szCs w:val="21"/>
+        </w:rPr>
+        <w:br/>
+      </w:r>
+      <w:r>
+        <w:rPr>
+          <w:rStyle w:val="break-words"/>
+          <w:rFonts w:ascii="Segoe UI Emoji" w:hAnsi="Segoe UI Emoji" w:cs="Segoe UI Emoji"/>
+          <w:sz w:val="21"/>
+          <w:szCs w:val="21"/>
+        </w:rPr>
+        <w:t>✅</w:t>
+      </w:r>
+      <w:r>
+        <w:rPr>
+          <w:rStyle w:val="break-words"/>
+          <w:rFonts w:ascii="Segoe UI" w:hAnsi="Segoe UI" w:cs="Segoe UI"/>
+          <w:sz w:val="21"/>
+          <w:szCs w:val="21"/>
+        </w:rPr>
+        <w:t xml:space="preserve"> Joins (Inner, Left, Right, Broadcast)</w:t>
+      </w:r>
+      <w:r>
+        <w:rPr>
+          <w:rFonts w:ascii="Segoe UI" w:hAnsi="Segoe UI" w:cs="Segoe UI"/>
+          <w:sz w:val="21"/>
+          <w:szCs w:val="21"/>
+        </w:rPr>
+        <w:br/>
+      </w:r>
+      <w:r>
+        <w:rPr>
+          <w:rStyle w:val="break-words"/>
+          <w:rFonts w:ascii="Segoe UI Emoji" w:hAnsi="Segoe UI Emoji" w:cs="Segoe UI Emoji"/>
+          <w:sz w:val="21"/>
+          <w:szCs w:val="21"/>
+        </w:rPr>
+        <w:t>✅</w:t>
+      </w:r>
+      <w:r>
+        <w:rPr>
+          <w:rStyle w:val="break-words"/>
+          <w:rFonts w:ascii="Segoe UI" w:hAnsi="Segoe UI" w:cs="Segoe UI"/>
+          <w:sz w:val="21"/>
+          <w:szCs w:val="21"/>
+        </w:rPr>
+        <w:t xml:space="preserve"> Window Functions (`ROW_NUMBER`, `RANK`, `LAG`, `LEAD`)</w:t>
+      </w:r>
+      <w:r>
+        <w:rPr>
+          <w:rFonts w:ascii="Segoe UI" w:hAnsi="Segoe UI" w:cs="Segoe UI"/>
+          <w:sz w:val="21"/>
+          <w:szCs w:val="21"/>
+        </w:rPr>
+        <w:br/>
+      </w:r>
+      <w:r>
+        <w:rPr>
+          <w:rStyle w:val="break-words"/>
+          <w:rFonts w:ascii="Segoe UI Emoji" w:hAnsi="Segoe UI Emoji" w:cs="Segoe UI Emoji"/>
+          <w:sz w:val="21"/>
+          <w:szCs w:val="21"/>
+        </w:rPr>
+        <w:t>✅</w:t>
+      </w:r>
+      <w:r>
+        <w:rPr>
+          <w:rStyle w:val="break-words"/>
+          <w:rFonts w:ascii="Segoe UI" w:hAnsi="Segoe UI" w:cs="Segoe UI"/>
+          <w:sz w:val="21"/>
+          <w:szCs w:val="21"/>
+        </w:rPr>
+        <w:t xml:space="preserve"> Handling Missing Data &amp; Nulls</w:t>
+      </w:r>
+      <w:r>
+        <w:rPr>
+          <w:rFonts w:ascii="Segoe UI" w:hAnsi="Segoe UI" w:cs="Segoe UI"/>
+          <w:sz w:val="21"/>
+          <w:szCs w:val="21"/>
+        </w:rPr>
+        <w:br/>
+      </w:r>
+      <w:r>
+        <w:rPr>
+          <w:rStyle w:val="break-words"/>
+          <w:rFonts w:ascii="Segoe UI Emoji" w:hAnsi="Segoe UI Emoji" w:cs="Segoe UI Emoji"/>
+          <w:sz w:val="21"/>
+          <w:szCs w:val="21"/>
+        </w:rPr>
+        <w:t>✅</w:t>
+      </w:r>
+      <w:r>
+        <w:rPr>
+          <w:rStyle w:val="break-words"/>
+          <w:rFonts w:ascii="Segoe UI" w:hAnsi="Segoe UI" w:cs="Segoe UI"/>
+          <w:sz w:val="21"/>
+          <w:szCs w:val="21"/>
+        </w:rPr>
+        <w:t xml:space="preserve"> UDFs &amp; Higher Order Functions</w:t>
+      </w:r>
+      <w:r>
+        <w:rPr>
+          <w:rFonts w:ascii="Segoe UI" w:hAnsi="Segoe UI" w:cs="Segoe UI"/>
+          <w:sz w:val="21"/>
+          <w:szCs w:val="21"/>
+        </w:rPr>
+        <w:br/>
+      </w:r>
+      <w:r>
+        <w:rPr>
+          <w:rStyle w:val="break-words"/>
+          <w:rFonts w:ascii="Segoe UI Emoji" w:hAnsi="Segoe UI Emoji" w:cs="Segoe UI Emoji"/>
+          <w:sz w:val="21"/>
+          <w:szCs w:val="21"/>
+        </w:rPr>
+        <w:t>✅</w:t>
+      </w:r>
+      <w:r>
+        <w:rPr>
+          <w:rStyle w:val="break-words"/>
+          <w:rFonts w:ascii="Segoe UI" w:hAnsi="Segoe UI" w:cs="Segoe UI"/>
+          <w:sz w:val="21"/>
+          <w:szCs w:val="21"/>
+        </w:rPr>
+        <w:t xml:space="preserve"> Partitioning &amp; Performance Tuning</w:t>
+      </w:r>
+      <w:r>
+        <w:rPr>
+          <w:rFonts w:ascii="Segoe UI" w:hAnsi="Segoe UI" w:cs="Segoe UI"/>
+          <w:sz w:val="21"/>
+          <w:szCs w:val="21"/>
+        </w:rPr>
+        <w:br/>
+      </w:r>
+      <w:r>
+        <w:rPr>
+          <w:rStyle w:val="break-words"/>
+          <w:rFonts w:ascii="Segoe UI Emoji" w:hAnsi="Segoe UI Emoji" w:cs="Segoe UI Emoji"/>
+          <w:sz w:val="21"/>
+          <w:szCs w:val="21"/>
+        </w:rPr>
+        <w:t>✅</w:t>
+      </w:r>
+      <w:r>
+        <w:rPr>
+          <w:rStyle w:val="break-words"/>
+          <w:rFonts w:ascii="Segoe UI" w:hAnsi="Segoe UI" w:cs="Segoe UI"/>
+          <w:sz w:val="21"/>
+          <w:szCs w:val="21"/>
+        </w:rPr>
+        <w:t xml:space="preserve"> Spark Optimization (Shuffle, Skew, Caching)</w:t>
+      </w:r>
+      <w:r>
+        <w:rPr>
+          <w:rFonts w:ascii="Segoe UI" w:hAnsi="Segoe UI" w:cs="Segoe UI"/>
+          <w:sz w:val="21"/>
+          <w:szCs w:val="21"/>
+        </w:rPr>
+        <w:br/>
+      </w:r>
+      <w:r>
+        <w:rPr>
+          <w:rFonts w:ascii="Segoe UI" w:hAnsi="Segoe UI" w:cs="Segoe UI"/>
+          <w:sz w:val="21"/>
+          <w:szCs w:val="21"/>
+        </w:rPr>
+        <w:br/>
+      </w:r>
+      <w:r>
+        <w:rPr>
+          <w:rStyle w:val="break-words"/>
+          <w:rFonts w:ascii="Segoe UI" w:hAnsi="Segoe UI" w:cs="Segoe UI"/>
+          <w:sz w:val="21"/>
+          <w:szCs w:val="21"/>
+        </w:rPr>
+        <w:t>And instead of spending months searching for resources, use these platforms:</w:t>
+      </w:r>
+      <w:r>
+        <w:rPr>
+          <w:rFonts w:ascii="Segoe UI" w:hAnsi="Segoe UI" w:cs="Segoe UI"/>
+          <w:sz w:val="21"/>
+          <w:szCs w:val="21"/>
+        </w:rPr>
+        <w:br/>
+      </w:r>
+      <w:r>
+        <w:rPr>
+          <w:rFonts w:ascii="Segoe UI" w:hAnsi="Segoe UI" w:cs="Segoe UI"/>
+          <w:sz w:val="21"/>
+          <w:szCs w:val="21"/>
+        </w:rPr>
+        <w:br/>
+      </w:r>
+      <w:r>
+        <w:rPr>
+          <w:rStyle w:val="break-words"/>
+          <w:rFonts w:ascii="Segoe UI Emoji" w:hAnsi="Segoe UI Emoji" w:cs="Segoe UI Emoji"/>
+          <w:sz w:val="21"/>
+          <w:szCs w:val="21"/>
+        </w:rPr>
+        <w:t>📚</w:t>
+      </w:r>
+      <w:r>
+        <w:rPr>
+          <w:rStyle w:val="break-words"/>
+          <w:rFonts w:ascii="Segoe UI" w:hAnsi="Segoe UI" w:cs="Segoe UI"/>
+          <w:sz w:val="21"/>
+          <w:szCs w:val="21"/>
+        </w:rPr>
+        <w:t xml:space="preserve"> Apache Spark Official Docs – Best for fundamentals</w:t>
+      </w:r>
+      <w:r>
+        <w:rPr>
+          <w:rFonts w:ascii="Segoe UI" w:hAnsi="Segoe UI" w:cs="Segoe UI"/>
+          <w:sz w:val="21"/>
+          <w:szCs w:val="21"/>
+        </w:rPr>
+        <w:br/>
+      </w:r>
+      <w:r>
+        <w:rPr>
+          <w:rStyle w:val="break-words"/>
+          <w:rFonts w:ascii="Segoe UI Emoji" w:hAnsi="Segoe UI Emoji" w:cs="Segoe UI Emoji"/>
+          <w:sz w:val="21"/>
+          <w:szCs w:val="21"/>
+        </w:rPr>
+        <w:t>📚</w:t>
+      </w:r>
+      <w:r>
+        <w:rPr>
+          <w:rStyle w:val="break-words"/>
+          <w:rFonts w:ascii="Segoe UI" w:hAnsi="Segoe UI" w:cs="Segoe UI"/>
+          <w:sz w:val="21"/>
+          <w:szCs w:val="21"/>
+        </w:rPr>
+        <w:t xml:space="preserve"> Databricks Academy – Hands-on Spark learning</w:t>
+      </w:r>
+      <w:r>
+        <w:rPr>
+          <w:rFonts w:ascii="Segoe UI" w:hAnsi="Segoe UI" w:cs="Segoe UI"/>
+          <w:sz w:val="21"/>
+          <w:szCs w:val="21"/>
+        </w:rPr>
+        <w:br/>
+      </w:r>
+      <w:r>
+        <w:rPr>
+          <w:rStyle w:val="break-words"/>
+          <w:rFonts w:ascii="Segoe UI Emoji" w:hAnsi="Segoe UI Emoji" w:cs="Segoe UI Emoji"/>
+          <w:sz w:val="21"/>
+          <w:szCs w:val="21"/>
+        </w:rPr>
+        <w:t>📚</w:t>
+      </w:r>
+      <w:r>
+        <w:rPr>
+          <w:rStyle w:val="break-words"/>
+          <w:rFonts w:ascii="Segoe UI" w:hAnsi="Segoe UI" w:cs="Segoe UI"/>
+          <w:sz w:val="21"/>
+          <w:szCs w:val="21"/>
+        </w:rPr>
+        <w:t xml:space="preserve"> YouTube (Databricks / Spark channels) – Visual understanding</w:t>
+      </w:r>
+      <w:r>
+        <w:rPr>
+          <w:rFonts w:ascii="Segoe UI" w:hAnsi="Segoe UI" w:cs="Segoe UI"/>
+          <w:sz w:val="21"/>
+          <w:szCs w:val="21"/>
+        </w:rPr>
+        <w:br/>
+      </w:r>
+      <w:r>
+        <w:rPr>
+          <w:rStyle w:val="break-words"/>
+          <w:rFonts w:ascii="Segoe UI Emoji" w:hAnsi="Segoe UI Emoji" w:cs="Segoe UI Emoji"/>
+          <w:sz w:val="21"/>
+          <w:szCs w:val="21"/>
+        </w:rPr>
+        <w:t>📚</w:t>
+      </w:r>
+      <w:r>
+        <w:rPr>
+          <w:rStyle w:val="break-words"/>
+          <w:rFonts w:ascii="Segoe UI" w:hAnsi="Segoe UI" w:cs="Segoe UI"/>
+          <w:sz w:val="21"/>
+          <w:szCs w:val="21"/>
+        </w:rPr>
+        <w:t xml:space="preserve"> Spark By Examples – Practical code snippets</w:t>
+      </w:r>
+      <w:r>
+        <w:rPr>
+          <w:rFonts w:ascii="Segoe UI" w:hAnsi="Segoe UI" w:cs="Segoe UI"/>
+          <w:sz w:val="21"/>
+          <w:szCs w:val="21"/>
+        </w:rPr>
+        <w:br/>
+      </w:r>
+      <w:r>
+        <w:rPr>
+          <w:rStyle w:val="break-words"/>
+          <w:rFonts w:ascii="Segoe UI Emoji" w:hAnsi="Segoe UI Emoji" w:cs="Segoe UI Emoji"/>
+          <w:sz w:val="21"/>
+          <w:szCs w:val="21"/>
+        </w:rPr>
+        <w:lastRenderedPageBreak/>
+        <w:t>📚</w:t>
+      </w:r>
+      <w:r>
+        <w:rPr>
+          <w:rStyle w:val="break-words"/>
+          <w:rFonts w:ascii="Segoe UI" w:hAnsi="Segoe UI" w:cs="Segoe UI"/>
+          <w:sz w:val="21"/>
+          <w:szCs w:val="21"/>
+        </w:rPr>
+        <w:t xml:space="preserve"> Kaggle – Practice datasets</w:t>
+      </w:r>
+      <w:r>
+        <w:rPr>
+          <w:rFonts w:ascii="Segoe UI" w:hAnsi="Segoe UI" w:cs="Segoe UI"/>
+          <w:sz w:val="21"/>
+          <w:szCs w:val="21"/>
+        </w:rPr>
+        <w:br/>
+      </w:r>
+      <w:r>
+        <w:rPr>
+          <w:rStyle w:val="break-words"/>
+          <w:rFonts w:ascii="Segoe UI Emoji" w:hAnsi="Segoe UI Emoji" w:cs="Segoe UI Emoji"/>
+          <w:sz w:val="21"/>
+          <w:szCs w:val="21"/>
+        </w:rPr>
+        <w:t>📚</w:t>
+      </w:r>
+      <w:r>
+        <w:rPr>
+          <w:rStyle w:val="break-words"/>
+          <w:rFonts w:ascii="Segoe UI" w:hAnsi="Segoe UI" w:cs="Segoe UI"/>
+          <w:sz w:val="21"/>
+          <w:szCs w:val="21"/>
+        </w:rPr>
+        <w:t xml:space="preserve"> GitHub Projects – Real-world Spark pipelines</w:t>
+      </w:r>
+      <w:r>
+        <w:rPr>
+          <w:rFonts w:ascii="Segoe UI" w:hAnsi="Segoe UI" w:cs="Segoe UI"/>
+          <w:sz w:val="21"/>
+          <w:szCs w:val="21"/>
+        </w:rPr>
+        <w:br/>
+      </w:r>
+      <w:r>
+        <w:rPr>
+          <w:rStyle w:val="break-words"/>
+          <w:rFonts w:ascii="Segoe UI Emoji" w:hAnsi="Segoe UI Emoji" w:cs="Segoe UI Emoji"/>
+          <w:sz w:val="21"/>
+          <w:szCs w:val="21"/>
+        </w:rPr>
+        <w:t>📚</w:t>
+      </w:r>
+      <w:r>
+        <w:rPr>
+          <w:rStyle w:val="break-words"/>
+          <w:rFonts w:ascii="Segoe UI" w:hAnsi="Segoe UI" w:cs="Segoe UI"/>
+          <w:sz w:val="21"/>
+          <w:szCs w:val="21"/>
+        </w:rPr>
+        <w:t xml:space="preserve"> </w:t>
+      </w:r>
+      <w:proofErr w:type="spellStart"/>
+      <w:r>
+        <w:rPr>
+          <w:rStyle w:val="break-words"/>
+          <w:rFonts w:ascii="Segoe UI" w:hAnsi="Segoe UI" w:cs="Segoe UI"/>
+          <w:sz w:val="21"/>
+          <w:szCs w:val="21"/>
+        </w:rPr>
+        <w:t>LeetCode</w:t>
+      </w:r>
+      <w:proofErr w:type="spellEnd"/>
+      <w:r>
+        <w:rPr>
+          <w:rStyle w:val="break-words"/>
+          <w:rFonts w:ascii="Segoe UI" w:hAnsi="Segoe UI" w:cs="Segoe UI"/>
+          <w:sz w:val="21"/>
+          <w:szCs w:val="21"/>
+        </w:rPr>
+        <w:t xml:space="preserve"> SQL + Spark practice – Build problem-solving skills</w:t>
+      </w:r>
+      <w:r>
+        <w:rPr>
+          <w:rFonts w:ascii="Segoe UI" w:hAnsi="Segoe UI" w:cs="Segoe UI"/>
+          <w:sz w:val="21"/>
+          <w:szCs w:val="21"/>
+        </w:rPr>
+        <w:br/>
+      </w:r>
+      <w:r>
+        <w:rPr>
+          <w:rFonts w:ascii="Segoe UI" w:hAnsi="Segoe UI" w:cs="Segoe UI"/>
+          <w:sz w:val="21"/>
+          <w:szCs w:val="21"/>
+        </w:rPr>
+        <w:br/>
+      </w:r>
+      <w:r>
+        <w:rPr>
+          <w:rStyle w:val="break-words"/>
+          <w:rFonts w:ascii="Segoe UI" w:hAnsi="Segoe UI" w:cs="Segoe UI"/>
+          <w:sz w:val="21"/>
+          <w:szCs w:val="21"/>
+        </w:rPr>
+        <w:t>My recommended learning path:</w:t>
+      </w:r>
+      <w:r>
+        <w:rPr>
+          <w:rFonts w:ascii="Segoe UI" w:hAnsi="Segoe UI" w:cs="Segoe UI"/>
+          <w:sz w:val="21"/>
+          <w:szCs w:val="21"/>
+        </w:rPr>
+        <w:br/>
+      </w:r>
+      <w:r>
+        <w:rPr>
+          <w:rFonts w:ascii="Segoe UI" w:hAnsi="Segoe UI" w:cs="Segoe UI"/>
+          <w:sz w:val="21"/>
+          <w:szCs w:val="21"/>
+        </w:rPr>
+        <w:br/>
+      </w:r>
+      <w:r>
+        <w:rPr>
+          <w:rStyle w:val="break-words"/>
+          <w:rFonts w:ascii="Segoe UI" w:hAnsi="Segoe UI" w:cs="Segoe UI"/>
+          <w:sz w:val="21"/>
+          <w:szCs w:val="21"/>
+        </w:rPr>
+        <w:t>Spark Docs → Databricks Academy → Build Mini Projects → Practice Optimizations → Real ETL Pipelines</w:t>
+      </w:r>
+      <w:r>
+        <w:rPr>
+          <w:rFonts w:ascii="Segoe UI" w:hAnsi="Segoe UI" w:cs="Segoe UI"/>
+          <w:sz w:val="21"/>
+          <w:szCs w:val="21"/>
+        </w:rPr>
+        <w:br/>
+      </w:r>
+      <w:r>
+        <w:rPr>
+          <w:rFonts w:ascii="Segoe UI" w:hAnsi="Segoe UI" w:cs="Segoe UI"/>
+          <w:sz w:val="21"/>
+          <w:szCs w:val="21"/>
+        </w:rPr>
+        <w:br/>
+      </w:r>
+      <w:r>
+        <w:rPr>
+          <w:rStyle w:val="break-words"/>
+          <w:rFonts w:ascii="Segoe UI" w:hAnsi="Segoe UI" w:cs="Segoe UI"/>
+          <w:sz w:val="21"/>
+          <w:szCs w:val="21"/>
+        </w:rPr>
+        <w:t>The secret isn’t finding another course.</w:t>
+      </w:r>
+      <w:r>
+        <w:rPr>
+          <w:rFonts w:ascii="Segoe UI" w:hAnsi="Segoe UI" w:cs="Segoe UI"/>
+          <w:sz w:val="21"/>
+          <w:szCs w:val="21"/>
+        </w:rPr>
+        <w:br/>
+      </w:r>
+      <w:r>
+        <w:rPr>
+          <w:rFonts w:ascii="Segoe UI" w:hAnsi="Segoe UI" w:cs="Segoe UI"/>
+          <w:sz w:val="21"/>
+          <w:szCs w:val="21"/>
+        </w:rPr>
+        <w:br/>
+      </w:r>
+      <w:r>
+        <w:rPr>
+          <w:rStyle w:val="break-words"/>
+          <w:rFonts w:ascii="Segoe UI" w:hAnsi="Segoe UI" w:cs="Segoe UI"/>
+          <w:sz w:val="21"/>
+          <w:szCs w:val="21"/>
+        </w:rPr>
+        <w:t xml:space="preserve">&gt; The secret is building </w:t>
+      </w:r>
+      <w:proofErr w:type="spellStart"/>
+      <w:r>
+        <w:rPr>
+          <w:rStyle w:val="break-words"/>
+          <w:rFonts w:ascii="Segoe UI" w:hAnsi="Segoe UI" w:cs="Segoe UI"/>
+          <w:sz w:val="21"/>
+          <w:szCs w:val="21"/>
+        </w:rPr>
+        <w:t>PySpark</w:t>
+      </w:r>
+      <w:proofErr w:type="spellEnd"/>
+      <w:r>
+        <w:rPr>
+          <w:rStyle w:val="break-words"/>
+          <w:rFonts w:ascii="Segoe UI" w:hAnsi="Segoe UI" w:cs="Segoe UI"/>
+          <w:sz w:val="21"/>
+          <w:szCs w:val="21"/>
+        </w:rPr>
+        <w:t xml:space="preserve"> pipelines consistently.</w:t>
+      </w:r>
+      <w:r>
+        <w:rPr>
+          <w:rFonts w:ascii="Segoe UI" w:hAnsi="Segoe UI" w:cs="Segoe UI"/>
+          <w:sz w:val="21"/>
+          <w:szCs w:val="21"/>
+        </w:rPr>
+        <w:br/>
+      </w:r>
+      <w:r>
+        <w:rPr>
+          <w:rFonts w:ascii="Segoe UI" w:hAnsi="Segoe UI" w:cs="Segoe UI"/>
+          <w:sz w:val="21"/>
+          <w:szCs w:val="21"/>
+        </w:rPr>
+        <w:br/>
+      </w:r>
+      <w:r>
+        <w:rPr>
+          <w:rStyle w:val="break-words"/>
+          <w:rFonts w:ascii="Segoe UI" w:hAnsi="Segoe UI" w:cs="Segoe UI"/>
+          <w:sz w:val="21"/>
+          <w:szCs w:val="21"/>
+        </w:rPr>
+        <w:t>Even 30–45 minutes daily for 90 days can completely change your understanding of distributed data processing.</w:t>
+      </w:r>
+      <w:r>
+        <w:rPr>
+          <w:rFonts w:ascii="Segoe UI" w:hAnsi="Segoe UI" w:cs="Segoe UI"/>
+          <w:sz w:val="21"/>
+          <w:szCs w:val="21"/>
+        </w:rPr>
+        <w:br/>
+      </w:r>
+      <w:r>
+        <w:rPr>
+          <w:rFonts w:ascii="Segoe UI" w:hAnsi="Segoe UI" w:cs="Segoe UI"/>
+          <w:sz w:val="21"/>
+          <w:szCs w:val="21"/>
+        </w:rPr>
+        <w:br/>
+      </w:r>
+      <w:r>
+        <w:rPr>
+          <w:rStyle w:val="break-words"/>
+          <w:rFonts w:ascii="Segoe UI" w:hAnsi="Segoe UI" w:cs="Segoe UI"/>
+          <w:sz w:val="21"/>
+          <w:szCs w:val="21"/>
+        </w:rPr>
+        <w:t xml:space="preserve">Because watching </w:t>
+      </w:r>
+      <w:proofErr w:type="spellStart"/>
+      <w:r>
+        <w:rPr>
+          <w:rStyle w:val="break-words"/>
+          <w:rFonts w:ascii="Segoe UI" w:hAnsi="Segoe UI" w:cs="Segoe UI"/>
+          <w:sz w:val="21"/>
+          <w:szCs w:val="21"/>
+        </w:rPr>
+        <w:t>PySpark</w:t>
+      </w:r>
+      <w:proofErr w:type="spellEnd"/>
+      <w:r>
+        <w:rPr>
+          <w:rStyle w:val="break-words"/>
+          <w:rFonts w:ascii="Segoe UI" w:hAnsi="Segoe UI" w:cs="Segoe UI"/>
+          <w:sz w:val="21"/>
+          <w:szCs w:val="21"/>
+        </w:rPr>
+        <w:t xml:space="preserve"> videos won’t make you a Data Engineer.</w:t>
+      </w:r>
+      <w:r>
+        <w:rPr>
+          <w:rFonts w:ascii="Segoe UI" w:hAnsi="Segoe UI" w:cs="Segoe UI"/>
+          <w:sz w:val="21"/>
+          <w:szCs w:val="21"/>
+        </w:rPr>
+        <w:br/>
+      </w:r>
+      <w:r>
+        <w:rPr>
+          <w:rFonts w:ascii="Segoe UI" w:hAnsi="Segoe UI" w:cs="Segoe UI"/>
+          <w:sz w:val="21"/>
+          <w:szCs w:val="21"/>
+        </w:rPr>
+        <w:br/>
+      </w:r>
+      <w:r>
+        <w:rPr>
+          <w:rStyle w:val="break-words"/>
+          <w:rFonts w:ascii="Segoe UI" w:hAnsi="Segoe UI" w:cs="Segoe UI"/>
+          <w:sz w:val="21"/>
+          <w:szCs w:val="21"/>
+        </w:rPr>
+        <w:t>&gt; Debugging failed Spark jobs will.</w:t>
+      </w:r>
+      <w:r>
+        <w:rPr>
+          <w:rFonts w:ascii="Segoe UI" w:hAnsi="Segoe UI" w:cs="Segoe UI"/>
+          <w:sz w:val="21"/>
+          <w:szCs w:val="21"/>
+        </w:rPr>
+        <w:br/>
+      </w:r>
+      <w:r>
+        <w:rPr>
+          <w:rFonts w:ascii="Segoe UI" w:hAnsi="Segoe UI" w:cs="Segoe UI"/>
+          <w:sz w:val="21"/>
+          <w:szCs w:val="21"/>
+        </w:rPr>
+        <w:br/>
+      </w:r>
+      <w:r>
+        <w:rPr>
+          <w:rStyle w:val="break-words"/>
+          <w:rFonts w:ascii="Segoe UI" w:hAnsi="Segoe UI" w:cs="Segoe UI"/>
+          <w:sz w:val="21"/>
+          <w:szCs w:val="21"/>
+        </w:rPr>
+        <w:t>Save this roadmap for later.</w:t>
+      </w:r>
+      <w:r>
+        <w:rPr>
+          <w:rStyle w:val="white-space-pre"/>
+          <w:rFonts w:ascii="Segoe UI" w:hAnsi="Segoe UI" w:cs="Segoe UI"/>
+          <w:sz w:val="21"/>
+          <w:szCs w:val="21"/>
+        </w:rPr>
+        <w:t xml:space="preserve"> </w:t>
+      </w:r>
+      <w:r>
+        <w:rPr>
+          <w:rFonts w:ascii="Segoe UI" w:hAnsi="Segoe UI" w:cs="Segoe UI"/>
+          <w:sz w:val="21"/>
+          <w:szCs w:val="21"/>
+        </w:rPr>
+        <w:br/>
+      </w:r>
+      <w:r>
+        <w:rPr>
+          <w:rFonts w:ascii="Segoe UI" w:hAnsi="Segoe UI" w:cs="Segoe UI"/>
+          <w:sz w:val="21"/>
+          <w:szCs w:val="21"/>
+        </w:rPr>
+        <w:br/>
+      </w:r>
+      <w:r>
+        <w:rPr>
+          <w:rStyle w:val="break-words"/>
+          <w:rFonts w:ascii="Segoe UI Emoji" w:hAnsi="Segoe UI Emoji" w:cs="Segoe UI Emoji"/>
+          <w:sz w:val="21"/>
+          <w:szCs w:val="21"/>
+        </w:rPr>
+        <w:t>📌</w:t>
+      </w:r>
+      <w:r>
+        <w:rPr>
+          <w:rStyle w:val="break-words"/>
+          <w:rFonts w:ascii="Cambria Math" w:hAnsi="Cambria Math" w:cs="Cambria Math"/>
+          <w:sz w:val="21"/>
+          <w:szCs w:val="21"/>
+        </w:rPr>
+        <w:t>𝗘𝗻𝗿𝗼𝗹𝗹</w:t>
+      </w:r>
+      <w:r>
+        <w:rPr>
+          <w:rStyle w:val="break-words"/>
+          <w:rFonts w:ascii="Segoe UI" w:hAnsi="Segoe UI" w:cs="Segoe UI"/>
+          <w:sz w:val="21"/>
+          <w:szCs w:val="21"/>
+        </w:rPr>
+        <w:t xml:space="preserve"> </w:t>
+      </w:r>
+      <w:r>
+        <w:rPr>
+          <w:rStyle w:val="break-words"/>
+          <w:rFonts w:ascii="Cambria Math" w:hAnsi="Cambria Math" w:cs="Cambria Math"/>
+          <w:sz w:val="21"/>
+          <w:szCs w:val="21"/>
+        </w:rPr>
+        <w:t>𝗻𝗼𝘄</w:t>
+      </w:r>
+      <w:r>
+        <w:rPr>
+          <w:rStyle w:val="break-words"/>
+          <w:rFonts w:ascii="Segoe UI" w:hAnsi="Segoe UI" w:cs="Segoe UI"/>
+          <w:sz w:val="21"/>
+          <w:szCs w:val="21"/>
+        </w:rPr>
+        <w:t xml:space="preserve"> </w:t>
+      </w:r>
+      <w:r>
+        <w:rPr>
+          <w:rStyle w:val="break-words"/>
+          <w:rFonts w:ascii="Cambria Math" w:hAnsi="Cambria Math" w:cs="Cambria Math"/>
+          <w:sz w:val="21"/>
+          <w:szCs w:val="21"/>
+        </w:rPr>
+        <w:t>𝗶𝗻</w:t>
+      </w:r>
+      <w:r>
+        <w:rPr>
+          <w:rStyle w:val="break-words"/>
+          <w:rFonts w:ascii="Segoe UI" w:hAnsi="Segoe UI" w:cs="Segoe UI"/>
+          <w:sz w:val="21"/>
+          <w:szCs w:val="21"/>
+        </w:rPr>
+        <w:t xml:space="preserve"> </w:t>
+      </w:r>
+      <w:r>
+        <w:rPr>
+          <w:rStyle w:val="break-words"/>
+          <w:rFonts w:ascii="Cambria Math" w:hAnsi="Cambria Math" w:cs="Cambria Math"/>
+          <w:sz w:val="21"/>
+          <w:szCs w:val="21"/>
+        </w:rPr>
+        <w:t>𝗼𝘂𝗿</w:t>
+      </w:r>
+      <w:r>
+        <w:rPr>
+          <w:rStyle w:val="break-words"/>
+          <w:rFonts w:ascii="Segoe UI" w:hAnsi="Segoe UI" w:cs="Segoe UI"/>
+          <w:sz w:val="21"/>
+          <w:szCs w:val="21"/>
+        </w:rPr>
+        <w:t xml:space="preserve"> </w:t>
+      </w:r>
+      <w:r>
+        <w:rPr>
+          <w:rStyle w:val="break-words"/>
+          <w:rFonts w:ascii="Cambria Math" w:hAnsi="Cambria Math" w:cs="Cambria Math"/>
+          <w:sz w:val="21"/>
+          <w:szCs w:val="21"/>
+        </w:rPr>
+        <w:t>𝟰𝘁𝗵</w:t>
+      </w:r>
+      <w:r>
+        <w:rPr>
+          <w:rStyle w:val="break-words"/>
+          <w:rFonts w:ascii="Segoe UI" w:hAnsi="Segoe UI" w:cs="Segoe UI"/>
+          <w:sz w:val="21"/>
+          <w:szCs w:val="21"/>
+        </w:rPr>
+        <w:t xml:space="preserve"> </w:t>
+      </w:r>
+      <w:r>
+        <w:rPr>
+          <w:rStyle w:val="break-words"/>
+          <w:rFonts w:ascii="Cambria Math" w:hAnsi="Cambria Math" w:cs="Cambria Math"/>
+          <w:sz w:val="21"/>
+          <w:szCs w:val="21"/>
+        </w:rPr>
+        <w:t>𝗗𝗮𝘁𝗮</w:t>
+      </w:r>
+      <w:r>
+        <w:rPr>
+          <w:rStyle w:val="break-words"/>
+          <w:rFonts w:ascii="Segoe UI" w:hAnsi="Segoe UI" w:cs="Segoe UI"/>
+          <w:sz w:val="21"/>
+          <w:szCs w:val="21"/>
+        </w:rPr>
+        <w:t xml:space="preserve"> </w:t>
+      </w:r>
+      <w:r>
+        <w:rPr>
+          <w:rStyle w:val="break-words"/>
+          <w:rFonts w:ascii="Cambria Math" w:hAnsi="Cambria Math" w:cs="Cambria Math"/>
+          <w:sz w:val="21"/>
+          <w:szCs w:val="21"/>
+        </w:rPr>
+        <w:t>𝗘𝗻𝗴𝗶𝗻𝗲𝗲𝗿𝗶𝗻𝗴</w:t>
+      </w:r>
+      <w:r>
+        <w:rPr>
+          <w:rStyle w:val="break-words"/>
+          <w:rFonts w:ascii="Segoe UI" w:hAnsi="Segoe UI" w:cs="Segoe UI"/>
+          <w:sz w:val="21"/>
+          <w:szCs w:val="21"/>
+        </w:rPr>
+        <w:t xml:space="preserve"> </w:t>
+      </w:r>
+      <w:r>
+        <w:rPr>
+          <w:rStyle w:val="break-words"/>
+          <w:rFonts w:ascii="Cambria Math" w:hAnsi="Cambria Math" w:cs="Cambria Math"/>
+          <w:sz w:val="21"/>
+          <w:szCs w:val="21"/>
+        </w:rPr>
+        <w:t>𝗖𝗼𝗵𝗼𝗿𝘁</w:t>
+      </w:r>
+      <w:r>
+        <w:rPr>
+          <w:rStyle w:val="break-words"/>
+          <w:rFonts w:ascii="Segoe UI" w:hAnsi="Segoe UI" w:cs="Segoe UI"/>
+          <w:sz w:val="21"/>
+          <w:szCs w:val="21"/>
+        </w:rPr>
+        <w:t xml:space="preserve"> </w:t>
+      </w:r>
+      <w:r>
+        <w:rPr>
+          <w:rStyle w:val="break-words"/>
+          <w:rFonts w:ascii="Cambria Math" w:hAnsi="Cambria Math" w:cs="Cambria Math"/>
+          <w:sz w:val="21"/>
+          <w:szCs w:val="21"/>
+        </w:rPr>
+        <w:t>𝗮𝗻𝗱</w:t>
+      </w:r>
+      <w:r>
+        <w:rPr>
+          <w:rStyle w:val="break-words"/>
+          <w:rFonts w:ascii="Segoe UI" w:hAnsi="Segoe UI" w:cs="Segoe UI"/>
+          <w:sz w:val="21"/>
+          <w:szCs w:val="21"/>
+        </w:rPr>
+        <w:t xml:space="preserve"> </w:t>
+      </w:r>
+      <w:r>
+        <w:rPr>
+          <w:rStyle w:val="break-words"/>
+          <w:rFonts w:ascii="Cambria Math" w:hAnsi="Cambria Math" w:cs="Cambria Math"/>
+          <w:sz w:val="21"/>
+          <w:szCs w:val="21"/>
+        </w:rPr>
+        <w:t>𝗸𝗶𝗰𝗸𝘀𝘁𝗮𝗿𝘁</w:t>
+      </w:r>
+      <w:r>
+        <w:rPr>
+          <w:rStyle w:val="break-words"/>
+          <w:rFonts w:ascii="Segoe UI" w:hAnsi="Segoe UI" w:cs="Segoe UI"/>
+          <w:sz w:val="21"/>
+          <w:szCs w:val="21"/>
+        </w:rPr>
+        <w:t xml:space="preserve"> </w:t>
+      </w:r>
+      <w:r>
+        <w:rPr>
+          <w:rStyle w:val="break-words"/>
+          <w:rFonts w:ascii="Cambria Math" w:hAnsi="Cambria Math" w:cs="Cambria Math"/>
+          <w:sz w:val="21"/>
+          <w:szCs w:val="21"/>
+        </w:rPr>
+        <w:t>𝘆𝗼𝘂𝗿</w:t>
+      </w:r>
+      <w:r>
+        <w:rPr>
+          <w:rStyle w:val="break-words"/>
+          <w:rFonts w:ascii="Segoe UI" w:hAnsi="Segoe UI" w:cs="Segoe UI"/>
+          <w:sz w:val="21"/>
+          <w:szCs w:val="21"/>
+        </w:rPr>
+        <w:t xml:space="preserve"> </w:t>
+      </w:r>
+      <w:r>
+        <w:rPr>
+          <w:rStyle w:val="break-words"/>
+          <w:rFonts w:ascii="Cambria Math" w:hAnsi="Cambria Math" w:cs="Cambria Math"/>
+          <w:sz w:val="21"/>
+          <w:szCs w:val="21"/>
+        </w:rPr>
+        <w:t>𝗗𝗮𝘁𝗮</w:t>
+      </w:r>
+      <w:r>
+        <w:rPr>
+          <w:rStyle w:val="break-words"/>
+          <w:rFonts w:ascii="Segoe UI" w:hAnsi="Segoe UI" w:cs="Segoe UI"/>
+          <w:sz w:val="21"/>
+          <w:szCs w:val="21"/>
+        </w:rPr>
+        <w:t xml:space="preserve"> </w:t>
+      </w:r>
+      <w:r>
+        <w:rPr>
+          <w:rStyle w:val="break-words"/>
+          <w:rFonts w:ascii="Cambria Math" w:hAnsi="Cambria Math" w:cs="Cambria Math"/>
+          <w:sz w:val="21"/>
+          <w:szCs w:val="21"/>
+        </w:rPr>
+        <w:t>𝗘𝗻𝗴𝗶𝗻𝗲𝗲𝗿𝗶𝗻𝗴</w:t>
+      </w:r>
+      <w:r>
+        <w:rPr>
+          <w:rStyle w:val="break-words"/>
+          <w:rFonts w:ascii="Segoe UI" w:hAnsi="Segoe UI" w:cs="Segoe UI"/>
+          <w:sz w:val="21"/>
+          <w:szCs w:val="21"/>
+        </w:rPr>
+        <w:t xml:space="preserve"> </w:t>
+      </w:r>
+      <w:r>
+        <w:rPr>
+          <w:rStyle w:val="break-words"/>
+          <w:rFonts w:ascii="Cambria Math" w:hAnsi="Cambria Math" w:cs="Cambria Math"/>
+          <w:sz w:val="21"/>
+          <w:szCs w:val="21"/>
+        </w:rPr>
+        <w:t>𝗷𝗼𝘂𝗿𝗻𝗲𝘆</w:t>
+      </w:r>
+      <w:r>
+        <w:rPr>
+          <w:rStyle w:val="break-words"/>
+          <w:rFonts w:ascii="Segoe UI" w:hAnsi="Segoe UI" w:cs="Segoe UI"/>
+          <w:sz w:val="21"/>
+          <w:szCs w:val="21"/>
+        </w:rPr>
+        <w:t xml:space="preserve"> -</w:t>
+      </w:r>
+      <w:r>
+        <w:rPr>
+          <w:rStyle w:val="white-space-pre"/>
+          <w:rFonts w:ascii="Segoe UI" w:hAnsi="Segoe UI" w:cs="Segoe UI"/>
+          <w:sz w:val="21"/>
+          <w:szCs w:val="21"/>
+        </w:rPr>
+        <w:t xml:space="preserve"> </w:t>
+      </w:r>
+      <w:hyperlink r:id="rId190" w:tgtFrame="_self" w:history="1">
+        <w:r>
+          <w:rPr>
+            <w:rStyle w:val="Hyperlink"/>
+            <w:rFonts w:ascii="Segoe UI" w:hAnsi="Segoe UI" w:cs="Segoe UI"/>
+            <w:b/>
+            <w:bCs/>
+            <w:color w:val="0A66C2"/>
+            <w:sz w:val="21"/>
+            <w:szCs w:val="21"/>
+            <w:bdr w:val="none" w:sz="0" w:space="0" w:color="auto" w:frame="1"/>
+          </w:rPr>
+          <w:t>https://lnkd.in/gPiDZuyS</w:t>
+        </w:r>
+      </w:hyperlink>
+    </w:p>
+    <w:p>
+      <w:pPr>
+        <w:textAlignment w:val="baseline"/>
+        <w:rPr>
+          <w:rFonts w:ascii="Segoe UI" w:hAnsi="Segoe UI" w:cs="Segoe UI"/>
+        </w:rPr>
+      </w:pPr>
+      <w:r>
+        <w:rPr>
+          <w:rStyle w:val="visually-hidden"/>
+          <w:rFonts w:ascii="Segoe UI" w:hAnsi="Segoe UI" w:cs="Segoe UI"/>
+          <w:sz w:val="20"/>
+          <w:szCs w:val="20"/>
+          <w:bdr w:val="none" w:sz="0" w:space="0" w:color="auto" w:frame="1"/>
+        </w:rPr>
+        <w:t>Activate to view larger image,</w:t>
+      </w:r>
+    </w:p>
+    <w:p>
+      <w:pPr>
+        <w:textAlignment w:val="baseline"/>
+        <w:rPr>
+          <w:rFonts w:ascii="Segoe UI" w:hAnsi="Segoe UI" w:cs="Segoe UI"/>
+          <w:sz w:val="20"/>
+          <w:szCs w:val="20"/>
+        </w:rPr>
+      </w:pPr>
+      <w:r>
+        <w:rPr>
+          <w:rFonts w:ascii="Segoe UI" w:hAnsi="Segoe UI" w:cs="Segoe UI"/>
+          <w:noProof/>
+          <w:sz w:val="20"/>
+          <w:szCs w:val="20"/>
+        </w:rPr>
+        <w:lastRenderedPageBreak/>
+        <w:drawing>
+          <wp:inline distT="0" distB="0" distL="0" distR="0" wp14:anchorId="3D371D50" wp14:editId="2D7903B9">
+            <wp:extent cx="5711825" cy="7143115"/>
+            <wp:effectExtent l="0" t="0" r="3175" b="635"/>
+            <wp:docPr id="647587658" name="Picture 1" descr="View image"/>
+            <wp:cNvGraphicFramePr>
+              <a:graphicFrameLocks xmlns:a="http://schemas.openxmlformats.org/drawingml/2006/main" noChangeAspect="1"/>
+            </wp:cNvGraphicFramePr>
+            <a:graphic xmlns:a="http://schemas.openxmlformats.org/drawingml/2006/main">
+              <a:graphicData uri="http://schemas.openxmlformats.org/drawingml/2006/picture">
+                <pic:pic xmlns:pic="http://schemas.openxmlformats.org/drawingml/2006/picture">
+                  <pic:nvPicPr>
+                    <pic:cNvPr id="0" name="ember56" descr="View image"/>
+                    <pic:cNvPicPr>
+                      <a:picLocks noChangeAspect="1" noChangeArrowheads="1"/>
+                    </pic:cNvPicPr>
+                  </pic:nvPicPr>
+                  <pic:blipFill>
+                    <a:blip r:embed="rId191">
+                      <a:extLst>
+                        <a:ext uri="{28A0092B-C50C-407E-A947-70E740481C1C}">
+                          <a14:useLocalDpi xmlns:a14="http://schemas.microsoft.com/office/drawing/2010/main" val="0"/>
+                        </a:ext>
+                      </a:extLst>
+                    </a:blip>
+                    <a:srcRect/>
+                    <a:stretch>
+                      <a:fillRect/>
+                    </a:stretch>
+                  </pic:blipFill>
+                  <pic:spPr bwMode="auto">
+                    <a:xfrm>
+                      <a:off x="0" y="0"/>
+                      <a:ext cx="5711825" cy="7143115"/>
+                    </a:xfrm>
+                    <a:prstGeom prst="rect">
+                      <a:avLst/>
+                    </a:prstGeom>
+                    <a:noFill/>
+                    <a:ln>
+                      <a:noFill/>
+                    </a:ln>
+                  </pic:spPr>
+                </pic:pic>
+              </a:graphicData>
+            </a:graphic>
+          </wp:inline>
+        </w:drawing>
+      </w:r>
+    </w:p>
+    <w:p/>
+    <w:p/>
+    <w:p>
+      <w:pPr>
+        <w:pBdr>
+          <w:bottom w:val="single" w:sz="6" w:space="1" w:color="auto"/>
+        </w:pBdr>
+      </w:pPr>
+    </w:p>
+    <w:p/>
+    <w:p>
+      <w:pPr>
+        <w:textAlignment w:val="baseline"/>
+        <w:rPr>
+          <w:rFonts w:ascii="Segoe UI" w:hAnsi="Segoe UI" w:cs="Segoe UI"/>
+        </w:rPr>
+      </w:pPr>
+      <w:r>
+        <w:rPr>
+          <w:rStyle w:val="break-words"/>
+          <w:rFonts w:ascii="Cambria Math" w:hAnsi="Cambria Math" w:cs="Cambria Math"/>
+          <w:sz w:val="21"/>
+          <w:szCs w:val="21"/>
+        </w:rPr>
+        <w:lastRenderedPageBreak/>
+        <w:t>𝐒𝐐𝐋</w:t>
+      </w:r>
+      <w:r>
+        <w:rPr>
+          <w:rStyle w:val="break-words"/>
+          <w:rFonts w:ascii="Segoe UI" w:hAnsi="Segoe UI" w:cs="Segoe UI"/>
+          <w:sz w:val="21"/>
+          <w:szCs w:val="21"/>
+        </w:rPr>
+        <w:t xml:space="preserve"> </w:t>
+      </w:r>
+      <w:r>
+        <w:rPr>
+          <w:rStyle w:val="break-words"/>
+          <w:rFonts w:ascii="Cambria Math" w:hAnsi="Cambria Math" w:cs="Cambria Math"/>
+          <w:sz w:val="21"/>
+          <w:szCs w:val="21"/>
+        </w:rPr>
+        <w:t>𝐯𝐬</w:t>
+      </w:r>
+      <w:r>
+        <w:rPr>
+          <w:rStyle w:val="break-words"/>
+          <w:rFonts w:ascii="Segoe UI" w:hAnsi="Segoe UI" w:cs="Segoe UI"/>
+          <w:sz w:val="21"/>
+          <w:szCs w:val="21"/>
+        </w:rPr>
+        <w:t xml:space="preserve"> </w:t>
+      </w:r>
+      <w:r>
+        <w:rPr>
+          <w:rStyle w:val="break-words"/>
+          <w:rFonts w:ascii="Cambria Math" w:hAnsi="Cambria Math" w:cs="Cambria Math"/>
+          <w:sz w:val="21"/>
+          <w:szCs w:val="21"/>
+        </w:rPr>
+        <w:t>𝐏𝐲𝐒𝐩𝐚𝐫𝐤</w:t>
+      </w:r>
+      <w:r>
+        <w:rPr>
+          <w:rStyle w:val="break-words"/>
+          <w:rFonts w:ascii="Segoe UI" w:hAnsi="Segoe UI" w:cs="Segoe UI"/>
+          <w:sz w:val="21"/>
+          <w:szCs w:val="21"/>
+        </w:rPr>
+        <w:t xml:space="preserve"> – </w:t>
+      </w:r>
+      <w:r>
+        <w:rPr>
+          <w:rStyle w:val="break-words"/>
+          <w:rFonts w:ascii="Cambria Math" w:hAnsi="Cambria Math" w:cs="Cambria Math"/>
+          <w:sz w:val="21"/>
+          <w:szCs w:val="21"/>
+        </w:rPr>
+        <w:t>𝐖𝐡𝐢𝐜𝐡</w:t>
+      </w:r>
+      <w:r>
+        <w:rPr>
+          <w:rStyle w:val="break-words"/>
+          <w:rFonts w:ascii="Segoe UI" w:hAnsi="Segoe UI" w:cs="Segoe UI"/>
+          <w:sz w:val="21"/>
+          <w:szCs w:val="21"/>
+        </w:rPr>
+        <w:t xml:space="preserve"> </w:t>
+      </w:r>
+      <w:r>
+        <w:rPr>
+          <w:rStyle w:val="break-words"/>
+          <w:rFonts w:ascii="Cambria Math" w:hAnsi="Cambria Math" w:cs="Cambria Math"/>
+          <w:sz w:val="21"/>
+          <w:szCs w:val="21"/>
+        </w:rPr>
+        <w:t>𝐎𝐧𝐞</w:t>
+      </w:r>
+      <w:r>
+        <w:rPr>
+          <w:rStyle w:val="break-words"/>
+          <w:rFonts w:ascii="Segoe UI" w:hAnsi="Segoe UI" w:cs="Segoe UI"/>
+          <w:sz w:val="21"/>
+          <w:szCs w:val="21"/>
+        </w:rPr>
+        <w:t xml:space="preserve"> </w:t>
+      </w:r>
+      <w:r>
+        <w:rPr>
+          <w:rStyle w:val="break-words"/>
+          <w:rFonts w:ascii="Cambria Math" w:hAnsi="Cambria Math" w:cs="Cambria Math"/>
+          <w:sz w:val="21"/>
+          <w:szCs w:val="21"/>
+        </w:rPr>
+        <w:t>𝐒𝐡𝐨𝐮𝐥𝐝</w:t>
+      </w:r>
+      <w:r>
+        <w:rPr>
+          <w:rStyle w:val="break-words"/>
+          <w:rFonts w:ascii="Segoe UI" w:hAnsi="Segoe UI" w:cs="Segoe UI"/>
+          <w:sz w:val="21"/>
+          <w:szCs w:val="21"/>
+        </w:rPr>
+        <w:t xml:space="preserve"> </w:t>
+      </w:r>
+      <w:r>
+        <w:rPr>
+          <w:rStyle w:val="break-words"/>
+          <w:rFonts w:ascii="Cambria Math" w:hAnsi="Cambria Math" w:cs="Cambria Math"/>
+          <w:sz w:val="21"/>
+          <w:szCs w:val="21"/>
+        </w:rPr>
+        <w:t>𝐄𝐯𝐞𝐫𝐲</w:t>
+      </w:r>
+      <w:r>
+        <w:rPr>
+          <w:rStyle w:val="break-words"/>
+          <w:rFonts w:ascii="Segoe UI" w:hAnsi="Segoe UI" w:cs="Segoe UI"/>
+          <w:sz w:val="21"/>
+          <w:szCs w:val="21"/>
+        </w:rPr>
+        <w:t xml:space="preserve"> </w:t>
+      </w:r>
+      <w:r>
+        <w:rPr>
+          <w:rStyle w:val="break-words"/>
+          <w:rFonts w:ascii="Cambria Math" w:hAnsi="Cambria Math" w:cs="Cambria Math"/>
+          <w:sz w:val="21"/>
+          <w:szCs w:val="21"/>
+        </w:rPr>
+        <w:t>𝐃𝐚𝐭𝐚</w:t>
+      </w:r>
+      <w:r>
+        <w:rPr>
+          <w:rStyle w:val="break-words"/>
+          <w:rFonts w:ascii="Segoe UI" w:hAnsi="Segoe UI" w:cs="Segoe UI"/>
+          <w:sz w:val="21"/>
+          <w:szCs w:val="21"/>
+        </w:rPr>
+        <w:t xml:space="preserve"> </w:t>
+      </w:r>
+      <w:r>
+        <w:rPr>
+          <w:rStyle w:val="break-words"/>
+          <w:rFonts w:ascii="Cambria Math" w:hAnsi="Cambria Math" w:cs="Cambria Math"/>
+          <w:sz w:val="21"/>
+          <w:szCs w:val="21"/>
+        </w:rPr>
+        <w:t>𝐄𝐧𝐠𝐢𝐧𝐞𝐞𝐫</w:t>
+      </w:r>
+      <w:r>
+        <w:rPr>
+          <w:rStyle w:val="break-words"/>
+          <w:rFonts w:ascii="Segoe UI" w:hAnsi="Segoe UI" w:cs="Segoe UI"/>
+          <w:sz w:val="21"/>
+          <w:szCs w:val="21"/>
+        </w:rPr>
+        <w:t xml:space="preserve"> </w:t>
+      </w:r>
+      <w:r>
+        <w:rPr>
+          <w:rStyle w:val="break-words"/>
+          <w:rFonts w:ascii="Cambria Math" w:hAnsi="Cambria Math" w:cs="Cambria Math"/>
+          <w:sz w:val="21"/>
+          <w:szCs w:val="21"/>
+        </w:rPr>
+        <w:t>𝐌𝐚𝐬𝐭𝐞𝐫</w:t>
+      </w:r>
+      <w:r>
+        <w:rPr>
+          <w:rStyle w:val="break-words"/>
+          <w:rFonts w:ascii="Segoe UI" w:hAnsi="Segoe UI" w:cs="Segoe UI"/>
+          <w:sz w:val="21"/>
+          <w:szCs w:val="21"/>
+        </w:rPr>
+        <w:t>?</w:t>
+      </w:r>
+      <w:r>
+        <w:rPr>
+          <w:rFonts w:ascii="Segoe UI" w:hAnsi="Segoe UI" w:cs="Segoe UI"/>
+          <w:sz w:val="21"/>
+          <w:szCs w:val="21"/>
+        </w:rPr>
+        <w:br/>
+      </w:r>
+      <w:r>
+        <w:rPr>
+          <w:rFonts w:ascii="Segoe UI" w:hAnsi="Segoe UI" w:cs="Segoe UI"/>
+          <w:sz w:val="21"/>
+          <w:szCs w:val="21"/>
+        </w:rPr>
+        <w:br/>
+      </w:r>
+      <w:r>
+        <w:rPr>
+          <w:rStyle w:val="break-words"/>
+          <w:rFonts w:ascii="Segoe UI" w:hAnsi="Segoe UI" w:cs="Segoe UI"/>
+          <w:sz w:val="21"/>
+          <w:szCs w:val="21"/>
+        </w:rPr>
+        <w:t xml:space="preserve">SQL and </w:t>
+      </w:r>
+      <w:proofErr w:type="spellStart"/>
+      <w:r>
+        <w:rPr>
+          <w:rStyle w:val="break-words"/>
+          <w:rFonts w:ascii="Segoe UI" w:hAnsi="Segoe UI" w:cs="Segoe UI"/>
+          <w:sz w:val="21"/>
+          <w:szCs w:val="21"/>
+        </w:rPr>
+        <w:t>PySpark</w:t>
+      </w:r>
+      <w:proofErr w:type="spellEnd"/>
+      <w:r>
+        <w:rPr>
+          <w:rStyle w:val="break-words"/>
+          <w:rFonts w:ascii="Segoe UI" w:hAnsi="Segoe UI" w:cs="Segoe UI"/>
+          <w:sz w:val="21"/>
+          <w:szCs w:val="21"/>
+        </w:rPr>
+        <w:t xml:space="preserve"> are the two most essential skills in modern Data Engineering. While SQL is used to query and </w:t>
+      </w:r>
+      <w:proofErr w:type="spellStart"/>
+      <w:r>
+        <w:rPr>
+          <w:rStyle w:val="break-words"/>
+          <w:rFonts w:ascii="Segoe UI" w:hAnsi="Segoe UI" w:cs="Segoe UI"/>
+          <w:sz w:val="21"/>
+          <w:szCs w:val="21"/>
+        </w:rPr>
+        <w:t>analyze</w:t>
+      </w:r>
+      <w:proofErr w:type="spellEnd"/>
+      <w:r>
+        <w:rPr>
+          <w:rStyle w:val="break-words"/>
+          <w:rFonts w:ascii="Segoe UI" w:hAnsi="Segoe UI" w:cs="Segoe UI"/>
+          <w:sz w:val="21"/>
+          <w:szCs w:val="21"/>
+        </w:rPr>
+        <w:t xml:space="preserve"> data, </w:t>
+      </w:r>
+      <w:proofErr w:type="spellStart"/>
+      <w:r>
+        <w:rPr>
+          <w:rStyle w:val="break-words"/>
+          <w:rFonts w:ascii="Segoe UI" w:hAnsi="Segoe UI" w:cs="Segoe UI"/>
+          <w:sz w:val="21"/>
+          <w:szCs w:val="21"/>
+        </w:rPr>
+        <w:t>PySpark</w:t>
+      </w:r>
+      <w:proofErr w:type="spellEnd"/>
+      <w:r>
+        <w:rPr>
+          <w:rStyle w:val="break-words"/>
+          <w:rFonts w:ascii="Segoe UI" w:hAnsi="Segoe UI" w:cs="Segoe UI"/>
+          <w:sz w:val="21"/>
+          <w:szCs w:val="21"/>
+        </w:rPr>
+        <w:t xml:space="preserve"> enables you to process massive datasets efficiently in distributed environments.</w:t>
+      </w:r>
+      <w:r>
+        <w:rPr>
+          <w:rFonts w:ascii="Segoe UI" w:hAnsi="Segoe UI" w:cs="Segoe UI"/>
+          <w:sz w:val="21"/>
+          <w:szCs w:val="21"/>
+        </w:rPr>
+        <w:br/>
+      </w:r>
+      <w:r>
+        <w:rPr>
+          <w:rStyle w:val="break-words"/>
+          <w:rFonts w:ascii="Segoe UI" w:hAnsi="Segoe UI" w:cs="Segoe UI"/>
+          <w:sz w:val="21"/>
+          <w:szCs w:val="21"/>
+        </w:rPr>
+        <w:t>If you're preparing for Data Engineering interviews or transitioning from SQL to Big Data, this cheat sheet is your perfect quick reference.</w:t>
+      </w:r>
+      <w:r>
+        <w:rPr>
+          <w:rFonts w:ascii="Segoe UI" w:hAnsi="Segoe UI" w:cs="Segoe UI"/>
+          <w:sz w:val="21"/>
+          <w:szCs w:val="21"/>
+        </w:rPr>
+        <w:br/>
+      </w:r>
+      <w:r>
+        <w:rPr>
+          <w:rFonts w:ascii="Segoe UI" w:hAnsi="Segoe UI" w:cs="Segoe UI"/>
+          <w:sz w:val="21"/>
+          <w:szCs w:val="21"/>
+        </w:rPr>
+        <w:br/>
+      </w:r>
+      <w:r>
+        <w:rPr>
+          <w:rStyle w:val="break-words"/>
+          <w:rFonts w:ascii="Segoe UI" w:hAnsi="Segoe UI" w:cs="Segoe UI"/>
+          <w:sz w:val="21"/>
+          <w:szCs w:val="21"/>
+        </w:rPr>
+        <w:t>In this comparison, you'll learn:</w:t>
+      </w:r>
+      <w:r>
+        <w:rPr>
+          <w:rFonts w:ascii="Segoe UI" w:hAnsi="Segoe UI" w:cs="Segoe UI"/>
+          <w:sz w:val="21"/>
+          <w:szCs w:val="21"/>
+        </w:rPr>
+        <w:br/>
+      </w:r>
+      <w:r>
+        <w:rPr>
+          <w:rStyle w:val="break-words"/>
+          <w:rFonts w:ascii="Segoe UI Emoji" w:hAnsi="Segoe UI Emoji" w:cs="Segoe UI Emoji"/>
+          <w:sz w:val="21"/>
+          <w:szCs w:val="21"/>
+        </w:rPr>
+        <w:t>✅</w:t>
+      </w:r>
+      <w:r>
+        <w:rPr>
+          <w:rStyle w:val="break-words"/>
+          <w:rFonts w:ascii="Segoe UI" w:hAnsi="Segoe UI" w:cs="Segoe UI"/>
+          <w:sz w:val="21"/>
+          <w:szCs w:val="21"/>
+        </w:rPr>
+        <w:t xml:space="preserve"> How 50 common SQL operations map directly to their </w:t>
+      </w:r>
+      <w:proofErr w:type="spellStart"/>
+      <w:r>
+        <w:rPr>
+          <w:rStyle w:val="break-words"/>
+          <w:rFonts w:ascii="Segoe UI" w:hAnsi="Segoe UI" w:cs="Segoe UI"/>
+          <w:sz w:val="21"/>
+          <w:szCs w:val="21"/>
+        </w:rPr>
+        <w:t>PySpark</w:t>
+      </w:r>
+      <w:proofErr w:type="spellEnd"/>
+      <w:r>
+        <w:rPr>
+          <w:rStyle w:val="break-words"/>
+          <w:rFonts w:ascii="Segoe UI" w:hAnsi="Segoe UI" w:cs="Segoe UI"/>
+          <w:sz w:val="21"/>
+          <w:szCs w:val="21"/>
+        </w:rPr>
+        <w:t xml:space="preserve"> </w:t>
+      </w:r>
+      <w:proofErr w:type="spellStart"/>
+      <w:r>
+        <w:rPr>
+          <w:rStyle w:val="break-words"/>
+          <w:rFonts w:ascii="Segoe UI" w:hAnsi="Segoe UI" w:cs="Segoe UI"/>
+          <w:sz w:val="21"/>
+          <w:szCs w:val="21"/>
+        </w:rPr>
+        <w:t>DataFrame</w:t>
+      </w:r>
+      <w:proofErr w:type="spellEnd"/>
+      <w:r>
+        <w:rPr>
+          <w:rStyle w:val="break-words"/>
+          <w:rFonts w:ascii="Segoe UI" w:hAnsi="Segoe UI" w:cs="Segoe UI"/>
+          <w:sz w:val="21"/>
+          <w:szCs w:val="21"/>
+        </w:rPr>
+        <w:t xml:space="preserve"> equivalents</w:t>
+      </w:r>
+      <w:r>
+        <w:rPr>
+          <w:rFonts w:ascii="Segoe UI" w:hAnsi="Segoe UI" w:cs="Segoe UI"/>
+          <w:sz w:val="21"/>
+          <w:szCs w:val="21"/>
+        </w:rPr>
+        <w:br/>
+      </w:r>
+      <w:r>
+        <w:rPr>
+          <w:rFonts w:ascii="Segoe UI" w:hAnsi="Segoe UI" w:cs="Segoe UI"/>
+          <w:sz w:val="21"/>
+          <w:szCs w:val="21"/>
+        </w:rPr>
+        <w:br/>
+      </w:r>
+      <w:r>
+        <w:rPr>
+          <w:rStyle w:val="break-words"/>
+          <w:rFonts w:ascii="Segoe UI Emoji" w:hAnsi="Segoe UI Emoji" w:cs="Segoe UI Emoji"/>
+          <w:sz w:val="21"/>
+          <w:szCs w:val="21"/>
+        </w:rPr>
+        <w:t>✅</w:t>
+      </w:r>
+      <w:r>
+        <w:rPr>
+          <w:rStyle w:val="break-words"/>
+          <w:rFonts w:ascii="Segoe UI" w:hAnsi="Segoe UI" w:cs="Segoe UI"/>
+          <w:sz w:val="21"/>
+          <w:szCs w:val="21"/>
+        </w:rPr>
+        <w:t xml:space="preserve"> Data manipulation operations like SELECT, WHERE, GROUP BY, HAVING, ORDER BY, LIMIT, DISTINCT, and JOINs</w:t>
+      </w:r>
+      <w:r>
+        <w:rPr>
+          <w:rFonts w:ascii="Segoe UI" w:hAnsi="Segoe UI" w:cs="Segoe UI"/>
+          <w:sz w:val="21"/>
+          <w:szCs w:val="21"/>
+        </w:rPr>
+        <w:br/>
+      </w:r>
+      <w:r>
+        <w:rPr>
+          <w:rFonts w:ascii="Segoe UI" w:hAnsi="Segoe UI" w:cs="Segoe UI"/>
+          <w:sz w:val="21"/>
+          <w:szCs w:val="21"/>
+        </w:rPr>
+        <w:br/>
+      </w:r>
+      <w:r>
+        <w:rPr>
+          <w:rStyle w:val="break-words"/>
+          <w:rFonts w:ascii="Segoe UI Emoji" w:hAnsi="Segoe UI Emoji" w:cs="Segoe UI Emoji"/>
+          <w:sz w:val="21"/>
+          <w:szCs w:val="21"/>
+        </w:rPr>
+        <w:t>✅</w:t>
+      </w:r>
+      <w:r>
+        <w:rPr>
+          <w:rStyle w:val="break-words"/>
+          <w:rFonts w:ascii="Segoe UI" w:hAnsi="Segoe UI" w:cs="Segoe UI"/>
+          <w:sz w:val="21"/>
+          <w:szCs w:val="21"/>
+        </w:rPr>
+        <w:t xml:space="preserve"> Aggregate functions including COUNT(), SUM(), AVG(), MIN(), and MAX()</w:t>
+      </w:r>
+      <w:r>
+        <w:rPr>
+          <w:rFonts w:ascii="Segoe UI" w:hAnsi="Segoe UI" w:cs="Segoe UI"/>
+          <w:sz w:val="21"/>
+          <w:szCs w:val="21"/>
+        </w:rPr>
+        <w:br/>
+      </w:r>
+      <w:r>
+        <w:rPr>
+          <w:rFonts w:ascii="Segoe UI" w:hAnsi="Segoe UI" w:cs="Segoe UI"/>
+          <w:sz w:val="21"/>
+          <w:szCs w:val="21"/>
+        </w:rPr>
+        <w:br/>
+      </w:r>
+      <w:r>
+        <w:rPr>
+          <w:rStyle w:val="break-words"/>
+          <w:rFonts w:ascii="Segoe UI Emoji" w:hAnsi="Segoe UI Emoji" w:cs="Segoe UI Emoji"/>
+          <w:sz w:val="21"/>
+          <w:szCs w:val="21"/>
+        </w:rPr>
+        <w:t>✅</w:t>
+      </w:r>
+      <w:r>
+        <w:rPr>
+          <w:rStyle w:val="break-words"/>
+          <w:rFonts w:ascii="Segoe UI" w:hAnsi="Segoe UI" w:cs="Segoe UI"/>
+          <w:sz w:val="21"/>
+          <w:szCs w:val="21"/>
+        </w:rPr>
+        <w:t xml:space="preserve"> Window functions such as ROW_NUMBER(), RANK(), DENSE_RANK(), LAG(), and LEAD()</w:t>
+      </w:r>
+      <w:r>
+        <w:rPr>
+          <w:rFonts w:ascii="Segoe UI" w:hAnsi="Segoe UI" w:cs="Segoe UI"/>
+          <w:sz w:val="21"/>
+          <w:szCs w:val="21"/>
+        </w:rPr>
+        <w:br/>
+      </w:r>
+      <w:r>
+        <w:rPr>
+          <w:rFonts w:ascii="Segoe UI" w:hAnsi="Segoe UI" w:cs="Segoe UI"/>
+          <w:sz w:val="21"/>
+          <w:szCs w:val="21"/>
+        </w:rPr>
+        <w:br/>
+      </w:r>
+      <w:r>
+        <w:rPr>
+          <w:rStyle w:val="break-words"/>
+          <w:rFonts w:ascii="Segoe UI Emoji" w:hAnsi="Segoe UI Emoji" w:cs="Segoe UI Emoji"/>
+          <w:sz w:val="21"/>
+          <w:szCs w:val="21"/>
+        </w:rPr>
+        <w:t>✅</w:t>
+      </w:r>
+      <w:r>
+        <w:rPr>
+          <w:rStyle w:val="break-words"/>
+          <w:rFonts w:ascii="Segoe UI" w:hAnsi="Segoe UI" w:cs="Segoe UI"/>
+          <w:sz w:val="21"/>
+          <w:szCs w:val="21"/>
+        </w:rPr>
+        <w:t xml:space="preserve"> String, date, and null handling functions including CONCAT(), SUBSTRING(), TRIM(), REGEXP_REPLACE(), CAST(), COALESCE(), and IS NULL</w:t>
+      </w:r>
+      <w:r>
+        <w:rPr>
+          <w:rFonts w:ascii="Segoe UI" w:hAnsi="Segoe UI" w:cs="Segoe UI"/>
+          <w:sz w:val="21"/>
+          <w:szCs w:val="21"/>
+        </w:rPr>
+        <w:br/>
+      </w:r>
+      <w:r>
+        <w:rPr>
+          <w:rFonts w:ascii="Segoe UI" w:hAnsi="Segoe UI" w:cs="Segoe UI"/>
+          <w:sz w:val="21"/>
+          <w:szCs w:val="21"/>
+        </w:rPr>
+        <w:br/>
+      </w:r>
+      <w:r>
+        <w:rPr>
+          <w:rStyle w:val="break-words"/>
+          <w:rFonts w:ascii="Segoe UI Emoji" w:hAnsi="Segoe UI Emoji" w:cs="Segoe UI Emoji"/>
+          <w:sz w:val="21"/>
+          <w:szCs w:val="21"/>
+        </w:rPr>
+        <w:t>✅</w:t>
+      </w:r>
+      <w:r>
+        <w:rPr>
+          <w:rStyle w:val="break-words"/>
+          <w:rFonts w:ascii="Segoe UI" w:hAnsi="Segoe UI" w:cs="Segoe UI"/>
+          <w:sz w:val="21"/>
+          <w:szCs w:val="21"/>
+        </w:rPr>
+        <w:t xml:space="preserve"> ETL operations like MERGE, UPDATE, DELETE, DROP DUPLICATES, FILL NULLS, EXPLODE, PIVOT, REPARTITION, BROADCAST JOIN, and reading Parquet files</w:t>
+      </w:r>
+      <w:r>
+        <w:rPr>
+          <w:rFonts w:ascii="Segoe UI" w:hAnsi="Segoe UI" w:cs="Segoe UI"/>
+          <w:sz w:val="21"/>
+          <w:szCs w:val="21"/>
+        </w:rPr>
+        <w:br/>
+      </w:r>
+      <w:r>
+        <w:rPr>
+          <w:rFonts w:ascii="Segoe UI" w:hAnsi="Segoe UI" w:cs="Segoe UI"/>
+          <w:sz w:val="21"/>
+          <w:szCs w:val="21"/>
+        </w:rPr>
+        <w:br/>
+      </w:r>
+      <w:r>
+        <w:rPr>
+          <w:rStyle w:val="break-words"/>
+          <w:rFonts w:ascii="Segoe UI" w:hAnsi="Segoe UI" w:cs="Segoe UI"/>
+          <w:sz w:val="21"/>
+          <w:szCs w:val="21"/>
+        </w:rPr>
+        <w:t xml:space="preserve">Whether you're writing SQL queries or building </w:t>
+      </w:r>
+      <w:proofErr w:type="spellStart"/>
+      <w:r>
+        <w:rPr>
+          <w:rStyle w:val="break-words"/>
+          <w:rFonts w:ascii="Segoe UI" w:hAnsi="Segoe UI" w:cs="Segoe UI"/>
+          <w:sz w:val="21"/>
+          <w:szCs w:val="21"/>
+        </w:rPr>
+        <w:t>PySpark</w:t>
+      </w:r>
+      <w:proofErr w:type="spellEnd"/>
+      <w:r>
+        <w:rPr>
+          <w:rStyle w:val="break-words"/>
+          <w:rFonts w:ascii="Segoe UI" w:hAnsi="Segoe UI" w:cs="Segoe UI"/>
+          <w:sz w:val="21"/>
+          <w:szCs w:val="21"/>
+        </w:rPr>
+        <w:t xml:space="preserve"> ETL pipelines, understanding these mappings helps you switch between both technologies with confidence and write cleaner, more efficient code.</w:t>
+      </w:r>
+      <w:r>
+        <w:rPr>
+          <w:rFonts w:ascii="Segoe UI" w:hAnsi="Segoe UI" w:cs="Segoe UI"/>
+          <w:sz w:val="21"/>
+          <w:szCs w:val="21"/>
+        </w:rPr>
+        <w:br/>
+      </w:r>
+      <w:r>
+        <w:rPr>
+          <w:rFonts w:ascii="Segoe UI" w:hAnsi="Segoe UI" w:cs="Segoe UI"/>
+          <w:sz w:val="21"/>
+          <w:szCs w:val="21"/>
+        </w:rPr>
+        <w:br/>
+      </w:r>
+      <w:r>
+        <w:rPr>
+          <w:rStyle w:val="break-words"/>
+          <w:rFonts w:ascii="Segoe UI Emoji" w:hAnsi="Segoe UI Emoji" w:cs="Segoe UI Emoji"/>
+          <w:sz w:val="21"/>
+          <w:szCs w:val="21"/>
+        </w:rPr>
+        <w:t>💬</w:t>
+      </w:r>
+      <w:r>
+        <w:rPr>
+          <w:rStyle w:val="break-words"/>
+          <w:rFonts w:ascii="Segoe UI" w:hAnsi="Segoe UI" w:cs="Segoe UI"/>
+          <w:sz w:val="21"/>
+          <w:szCs w:val="21"/>
+        </w:rPr>
+        <w:t xml:space="preserve"> Which technology do you use more in your current role?</w:t>
+      </w:r>
+      <w:r>
+        <w:rPr>
+          <w:rFonts w:ascii="Segoe UI" w:hAnsi="Segoe UI" w:cs="Segoe UI"/>
+          <w:sz w:val="21"/>
+          <w:szCs w:val="21"/>
+        </w:rPr>
+        <w:br/>
+      </w:r>
+      <w:r>
+        <w:rPr>
+          <w:rStyle w:val="break-words"/>
+          <w:rFonts w:ascii="Segoe UI Emoji" w:hAnsi="Segoe UI Emoji" w:cs="Segoe UI Emoji"/>
+          <w:sz w:val="21"/>
+          <w:szCs w:val="21"/>
+        </w:rPr>
+        <w:t>🔹</w:t>
+      </w:r>
+      <w:r>
+        <w:rPr>
+          <w:rStyle w:val="break-words"/>
+          <w:rFonts w:ascii="Segoe UI" w:hAnsi="Segoe UI" w:cs="Segoe UI"/>
+          <w:sz w:val="21"/>
+          <w:szCs w:val="21"/>
+        </w:rPr>
+        <w:t xml:space="preserve"> SQL</w:t>
+      </w:r>
+      <w:r>
+        <w:rPr>
+          <w:rFonts w:ascii="Segoe UI" w:hAnsi="Segoe UI" w:cs="Segoe UI"/>
+          <w:sz w:val="21"/>
+          <w:szCs w:val="21"/>
+        </w:rPr>
+        <w:br/>
+      </w:r>
+      <w:r>
+        <w:rPr>
+          <w:rStyle w:val="break-words"/>
+          <w:rFonts w:ascii="Segoe UI Emoji" w:hAnsi="Segoe UI Emoji" w:cs="Segoe UI Emoji"/>
+          <w:sz w:val="21"/>
+          <w:szCs w:val="21"/>
+        </w:rPr>
+        <w:t>🔹</w:t>
+      </w:r>
+      <w:r>
+        <w:rPr>
+          <w:rStyle w:val="break-words"/>
+          <w:rFonts w:ascii="Segoe UI" w:hAnsi="Segoe UI" w:cs="Segoe UI"/>
+          <w:sz w:val="21"/>
+          <w:szCs w:val="21"/>
+        </w:rPr>
+        <w:t xml:space="preserve"> </w:t>
+      </w:r>
+      <w:proofErr w:type="spellStart"/>
+      <w:r>
+        <w:rPr>
+          <w:rStyle w:val="break-words"/>
+          <w:rFonts w:ascii="Segoe UI" w:hAnsi="Segoe UI" w:cs="Segoe UI"/>
+          <w:sz w:val="21"/>
+          <w:szCs w:val="21"/>
+        </w:rPr>
+        <w:t>PySpark</w:t>
+      </w:r>
+      <w:proofErr w:type="spellEnd"/>
+      <w:r>
+        <w:rPr>
+          <w:rFonts w:ascii="Segoe UI" w:hAnsi="Segoe UI" w:cs="Segoe UI"/>
+          <w:sz w:val="21"/>
+          <w:szCs w:val="21"/>
+        </w:rPr>
+        <w:br/>
+      </w:r>
+      <w:r>
+        <w:rPr>
+          <w:rStyle w:val="break-words"/>
+          <w:rFonts w:ascii="Segoe UI Emoji" w:hAnsi="Segoe UI Emoji" w:cs="Segoe UI Emoji"/>
+          <w:sz w:val="21"/>
+          <w:szCs w:val="21"/>
+        </w:rPr>
+        <w:t>🔹</w:t>
+      </w:r>
+      <w:r>
+        <w:rPr>
+          <w:rStyle w:val="break-words"/>
+          <w:rFonts w:ascii="Segoe UI" w:hAnsi="Segoe UI" w:cs="Segoe UI"/>
+          <w:sz w:val="21"/>
+          <w:szCs w:val="21"/>
+        </w:rPr>
+        <w:t xml:space="preserve"> Both Equally</w:t>
+      </w:r>
+      <w:r>
+        <w:rPr>
+          <w:rFonts w:ascii="Segoe UI" w:hAnsi="Segoe UI" w:cs="Segoe UI"/>
+          <w:sz w:val="21"/>
+          <w:szCs w:val="21"/>
+        </w:rPr>
+        <w:br/>
+      </w:r>
+      <w:r>
+        <w:rPr>
+          <w:rStyle w:val="break-words"/>
+          <w:rFonts w:ascii="Segoe UI Emoji" w:hAnsi="Segoe UI Emoji" w:cs="Segoe UI Emoji"/>
+          <w:sz w:val="21"/>
+          <w:szCs w:val="21"/>
+        </w:rPr>
+        <w:t>🔹</w:t>
+      </w:r>
+      <w:r>
+        <w:rPr>
+          <w:rStyle w:val="break-words"/>
+          <w:rFonts w:ascii="Segoe UI" w:hAnsi="Segoe UI" w:cs="Segoe UI"/>
+          <w:sz w:val="21"/>
+          <w:szCs w:val="21"/>
+        </w:rPr>
+        <w:t xml:space="preserve"> Learning </w:t>
+      </w:r>
+      <w:proofErr w:type="spellStart"/>
+      <w:r>
+        <w:rPr>
+          <w:rStyle w:val="break-words"/>
+          <w:rFonts w:ascii="Segoe UI" w:hAnsi="Segoe UI" w:cs="Segoe UI"/>
+          <w:sz w:val="21"/>
+          <w:szCs w:val="21"/>
+        </w:rPr>
+        <w:t>PySpark</w:t>
+      </w:r>
+      <w:proofErr w:type="spellEnd"/>
+      <w:r>
+        <w:rPr>
+          <w:rFonts w:ascii="Segoe UI" w:hAnsi="Segoe UI" w:cs="Segoe UI"/>
+          <w:sz w:val="21"/>
+          <w:szCs w:val="21"/>
+        </w:rPr>
+        <w:br/>
+      </w:r>
+      <w:r>
+        <w:rPr>
+          <w:rStyle w:val="break-words"/>
+          <w:rFonts w:ascii="Segoe UI Emoji" w:hAnsi="Segoe UI Emoji" w:cs="Segoe UI Emoji"/>
+          <w:sz w:val="21"/>
+          <w:szCs w:val="21"/>
+        </w:rPr>
+        <w:t>👇</w:t>
+      </w:r>
+      <w:r>
+        <w:rPr>
+          <w:rStyle w:val="break-words"/>
+          <w:rFonts w:ascii="Segoe UI" w:hAnsi="Segoe UI" w:cs="Segoe UI"/>
+          <w:sz w:val="21"/>
+          <w:szCs w:val="21"/>
+        </w:rPr>
+        <w:t xml:space="preserve"> Share your answer in the comments!</w:t>
+      </w:r>
+      <w:r>
+        <w:rPr>
+          <w:rFonts w:ascii="Segoe UI" w:hAnsi="Segoe UI" w:cs="Segoe UI"/>
+          <w:sz w:val="21"/>
+          <w:szCs w:val="21"/>
+        </w:rPr>
+        <w:br/>
+      </w:r>
+      <w:r>
+        <w:rPr>
+          <w:rStyle w:val="break-words"/>
+          <w:rFonts w:ascii="Segoe UI Emoji" w:hAnsi="Segoe UI Emoji" w:cs="Segoe UI Emoji"/>
+          <w:sz w:val="21"/>
+          <w:szCs w:val="21"/>
+        </w:rPr>
+        <w:t>📌</w:t>
+      </w:r>
+      <w:r>
+        <w:rPr>
+          <w:rStyle w:val="break-words"/>
+          <w:rFonts w:ascii="Segoe UI" w:hAnsi="Segoe UI" w:cs="Segoe UI"/>
+          <w:sz w:val="21"/>
+          <w:szCs w:val="21"/>
+        </w:rPr>
+        <w:t xml:space="preserve"> Save this cheat sheet for your next Data Engineering interview.</w:t>
+      </w:r>
+      <w:r>
+        <w:rPr>
+          <w:rFonts w:ascii="Segoe UI" w:hAnsi="Segoe UI" w:cs="Segoe UI"/>
+          <w:sz w:val="21"/>
+          <w:szCs w:val="21"/>
+        </w:rPr>
+        <w:br/>
+      </w:r>
+      <w:r>
+        <w:rPr>
+          <w:rFonts w:ascii="Segoe UI" w:hAnsi="Segoe UI" w:cs="Segoe UI"/>
+          <w:sz w:val="21"/>
+          <w:szCs w:val="21"/>
+        </w:rPr>
+        <w:br/>
+      </w:r>
+      <w:r>
+        <w:rPr>
+          <w:rStyle w:val="break-words"/>
+          <w:rFonts w:ascii="Segoe UI" w:hAnsi="Segoe UI" w:cs="Segoe UI"/>
+          <w:sz w:val="21"/>
+          <w:szCs w:val="21"/>
+        </w:rPr>
+        <w:t>Follow</w:t>
+      </w:r>
+      <w:r>
+        <w:rPr>
+          <w:rStyle w:val="white-space-pre"/>
+          <w:rFonts w:ascii="Segoe UI" w:hAnsi="Segoe UI" w:cs="Segoe UI"/>
+          <w:sz w:val="21"/>
+          <w:szCs w:val="21"/>
+        </w:rPr>
+        <w:t xml:space="preserve"> </w:t>
+      </w:r>
+      <w:hyperlink r:id="rId192" w:history="1">
+        <w:r>
+          <w:rPr>
+            <w:rStyle w:val="Hyperlink"/>
+            <w:rFonts w:ascii="Segoe UI" w:hAnsi="Segoe UI" w:cs="Segoe UI"/>
+            <w:b/>
+            <w:bCs/>
+            <w:color w:val="0A66C2"/>
+            <w:sz w:val="21"/>
+            <w:szCs w:val="21"/>
+            <w:bdr w:val="none" w:sz="0" w:space="0" w:color="auto" w:frame="1"/>
+          </w:rPr>
+          <w:t>Karthik K.</w:t>
+        </w:r>
+      </w:hyperlink>
+      <w:r>
+        <w:rPr>
+          <w:rStyle w:val="white-space-pre"/>
+          <w:rFonts w:ascii="Segoe UI" w:hAnsi="Segoe UI" w:cs="Segoe UI"/>
+          <w:sz w:val="21"/>
+          <w:szCs w:val="21"/>
+        </w:rPr>
+        <w:t xml:space="preserve"> </w:t>
+      </w:r>
+      <w:r>
+        <w:rPr>
+          <w:rStyle w:val="break-words"/>
+          <w:rFonts w:ascii="Segoe UI" w:hAnsi="Segoe UI" w:cs="Segoe UI"/>
+          <w:sz w:val="21"/>
+          <w:szCs w:val="21"/>
+        </w:rPr>
+        <w:t xml:space="preserve">for more SQL, </w:t>
+      </w:r>
+      <w:proofErr w:type="spellStart"/>
+      <w:r>
+        <w:rPr>
+          <w:rStyle w:val="break-words"/>
+          <w:rFonts w:ascii="Segoe UI" w:hAnsi="Segoe UI" w:cs="Segoe UI"/>
+          <w:sz w:val="21"/>
+          <w:szCs w:val="21"/>
+        </w:rPr>
+        <w:t>PySpark</w:t>
+      </w:r>
+      <w:proofErr w:type="spellEnd"/>
+      <w:r>
+        <w:rPr>
+          <w:rStyle w:val="break-words"/>
+          <w:rFonts w:ascii="Segoe UI" w:hAnsi="Segoe UI" w:cs="Segoe UI"/>
+          <w:sz w:val="21"/>
+          <w:szCs w:val="21"/>
+        </w:rPr>
+        <w:t>, Spark, Databricks, AWS, and Data Engineering content.</w:t>
+      </w:r>
+      <w:r>
+        <w:rPr>
+          <w:rFonts w:ascii="Segoe UI" w:hAnsi="Segoe UI" w:cs="Segoe UI"/>
+          <w:sz w:val="21"/>
+          <w:szCs w:val="21"/>
+        </w:rPr>
+        <w:br/>
+      </w:r>
+      <w:r>
+        <w:rPr>
+          <w:rFonts w:ascii="Segoe UI" w:hAnsi="Segoe UI" w:cs="Segoe UI"/>
+          <w:sz w:val="21"/>
+          <w:szCs w:val="21"/>
+        </w:rPr>
+        <w:br/>
+      </w:r>
+      <w:hyperlink r:id="rId193" w:history="1">
+        <w:proofErr w:type="spellStart"/>
+        <w:r>
+          <w:rPr>
+            <w:rStyle w:val="visually-hidden"/>
+            <w:rFonts w:ascii="Segoe UI" w:hAnsi="Segoe UI" w:cs="Segoe UI"/>
+            <w:b/>
+            <w:bCs/>
+            <w:color w:val="0A66C2"/>
+            <w:sz w:val="21"/>
+            <w:szCs w:val="21"/>
+            <w:u w:val="single"/>
+            <w:bdr w:val="none" w:sz="0" w:space="0" w:color="auto" w:frame="1"/>
+          </w:rPr>
+          <w:t>hashtag</w:t>
+        </w:r>
+        <w:r>
+          <w:rPr>
+            <w:rStyle w:val="Hyperlink"/>
+            <w:rFonts w:ascii="Segoe UI" w:hAnsi="Segoe UI" w:cs="Segoe UI"/>
+            <w:b/>
+            <w:bCs/>
+            <w:color w:val="0A66C2"/>
+            <w:sz w:val="21"/>
+            <w:szCs w:val="21"/>
+            <w:bdr w:val="none" w:sz="0" w:space="0" w:color="auto" w:frame="1"/>
+          </w:rPr>
+          <w:t>#SQL</w:t>
+        </w:r>
+        <w:proofErr w:type="spellEnd"/>
+      </w:hyperlink>
+      <w:r>
+        <w:rPr>
+          <w:rStyle w:val="white-space-pre"/>
+          <w:rFonts w:ascii="Segoe UI" w:hAnsi="Segoe UI" w:cs="Segoe UI"/>
+          <w:sz w:val="21"/>
+          <w:szCs w:val="21"/>
+        </w:rPr>
+        <w:t xml:space="preserve"> </w:t>
+      </w:r>
+      <w:hyperlink r:id="rId194" w:history="1">
+        <w:proofErr w:type="spellStart"/>
+        <w:r>
+          <w:rPr>
+            <w:rStyle w:val="visually-hidden"/>
+            <w:rFonts w:ascii="Segoe UI" w:hAnsi="Segoe UI" w:cs="Segoe UI"/>
+            <w:b/>
+            <w:bCs/>
+            <w:color w:val="0A66C2"/>
+            <w:sz w:val="21"/>
+            <w:szCs w:val="21"/>
+            <w:u w:val="single"/>
+            <w:bdr w:val="none" w:sz="0" w:space="0" w:color="auto" w:frame="1"/>
+          </w:rPr>
+          <w:t>hashtag</w:t>
+        </w:r>
+        <w:r>
+          <w:rPr>
+            <w:rStyle w:val="Hyperlink"/>
+            <w:rFonts w:ascii="Segoe UI" w:hAnsi="Segoe UI" w:cs="Segoe UI"/>
+            <w:b/>
+            <w:bCs/>
+            <w:color w:val="0A66C2"/>
+            <w:sz w:val="21"/>
+            <w:szCs w:val="21"/>
+            <w:bdr w:val="none" w:sz="0" w:space="0" w:color="auto" w:frame="1"/>
+          </w:rPr>
+          <w:t>#PySpark</w:t>
+        </w:r>
+        <w:proofErr w:type="spellEnd"/>
+      </w:hyperlink>
+      <w:r>
+        <w:rPr>
+          <w:rStyle w:val="white-space-pre"/>
+          <w:rFonts w:ascii="Segoe UI" w:hAnsi="Segoe UI" w:cs="Segoe UI"/>
+          <w:sz w:val="21"/>
+          <w:szCs w:val="21"/>
+        </w:rPr>
+        <w:t xml:space="preserve"> </w:t>
+      </w:r>
+      <w:hyperlink r:id="rId195" w:history="1">
+        <w:proofErr w:type="spellStart"/>
+        <w:r>
+          <w:rPr>
+            <w:rStyle w:val="visually-hidden"/>
+            <w:rFonts w:ascii="Segoe UI" w:hAnsi="Segoe UI" w:cs="Segoe UI"/>
+            <w:b/>
+            <w:bCs/>
+            <w:color w:val="0A66C2"/>
+            <w:sz w:val="21"/>
+            <w:szCs w:val="21"/>
+            <w:u w:val="single"/>
+            <w:bdr w:val="none" w:sz="0" w:space="0" w:color="auto" w:frame="1"/>
+          </w:rPr>
+          <w:t>hashtag</w:t>
+        </w:r>
+        <w:r>
+          <w:rPr>
+            <w:rStyle w:val="Hyperlink"/>
+            <w:rFonts w:ascii="Segoe UI" w:hAnsi="Segoe UI" w:cs="Segoe UI"/>
+            <w:b/>
+            <w:bCs/>
+            <w:color w:val="0A66C2"/>
+            <w:sz w:val="21"/>
+            <w:szCs w:val="21"/>
+            <w:bdr w:val="none" w:sz="0" w:space="0" w:color="auto" w:frame="1"/>
+          </w:rPr>
+          <w:t>#ApacheSpark</w:t>
+        </w:r>
+        <w:proofErr w:type="spellEnd"/>
+      </w:hyperlink>
+      <w:r>
+        <w:rPr>
+          <w:rStyle w:val="white-space-pre"/>
+          <w:rFonts w:ascii="Segoe UI" w:hAnsi="Segoe UI" w:cs="Segoe UI"/>
+          <w:sz w:val="21"/>
+          <w:szCs w:val="21"/>
+        </w:rPr>
+        <w:t xml:space="preserve"> </w:t>
+      </w:r>
+      <w:hyperlink r:id="rId196" w:history="1">
+        <w:proofErr w:type="spellStart"/>
+        <w:r>
+          <w:rPr>
+            <w:rStyle w:val="visually-hidden"/>
+            <w:rFonts w:ascii="Segoe UI" w:hAnsi="Segoe UI" w:cs="Segoe UI"/>
+            <w:b/>
+            <w:bCs/>
+            <w:color w:val="0A66C2"/>
+            <w:sz w:val="21"/>
+            <w:szCs w:val="21"/>
+            <w:u w:val="single"/>
+            <w:bdr w:val="none" w:sz="0" w:space="0" w:color="auto" w:frame="1"/>
+          </w:rPr>
+          <w:t>hashtag</w:t>
+        </w:r>
+        <w:r>
+          <w:rPr>
+            <w:rStyle w:val="Hyperlink"/>
+            <w:rFonts w:ascii="Segoe UI" w:hAnsi="Segoe UI" w:cs="Segoe UI"/>
+            <w:b/>
+            <w:bCs/>
+            <w:color w:val="0A66C2"/>
+            <w:sz w:val="21"/>
+            <w:szCs w:val="21"/>
+            <w:bdr w:val="none" w:sz="0" w:space="0" w:color="auto" w:frame="1"/>
+          </w:rPr>
+          <w:t>#DataEngineering</w:t>
+        </w:r>
+        <w:proofErr w:type="spellEnd"/>
+      </w:hyperlink>
+      <w:r>
+        <w:rPr>
+          <w:rStyle w:val="white-space-pre"/>
+          <w:rFonts w:ascii="Segoe UI" w:hAnsi="Segoe UI" w:cs="Segoe UI"/>
+          <w:sz w:val="21"/>
+          <w:szCs w:val="21"/>
+        </w:rPr>
+        <w:t xml:space="preserve"> </w:t>
+      </w:r>
+      <w:hyperlink r:id="rId197" w:history="1">
+        <w:proofErr w:type="spellStart"/>
+        <w:r>
+          <w:rPr>
+            <w:rStyle w:val="visually-hidden"/>
+            <w:rFonts w:ascii="Segoe UI" w:hAnsi="Segoe UI" w:cs="Segoe UI"/>
+            <w:b/>
+            <w:bCs/>
+            <w:color w:val="0A66C2"/>
+            <w:sz w:val="21"/>
+            <w:szCs w:val="21"/>
+            <w:u w:val="single"/>
+            <w:bdr w:val="none" w:sz="0" w:space="0" w:color="auto" w:frame="1"/>
+          </w:rPr>
+          <w:t>hashtag</w:t>
+        </w:r>
+        <w:r>
+          <w:rPr>
+            <w:rStyle w:val="Hyperlink"/>
+            <w:rFonts w:ascii="Segoe UI" w:hAnsi="Segoe UI" w:cs="Segoe UI"/>
+            <w:b/>
+            <w:bCs/>
+            <w:color w:val="0A66C2"/>
+            <w:sz w:val="21"/>
+            <w:szCs w:val="21"/>
+            <w:bdr w:val="none" w:sz="0" w:space="0" w:color="auto" w:frame="1"/>
+          </w:rPr>
+          <w:t>#BigData</w:t>
+        </w:r>
+        <w:proofErr w:type="spellEnd"/>
+      </w:hyperlink>
+      <w:r>
+        <w:rPr>
+          <w:rStyle w:val="white-space-pre"/>
+          <w:rFonts w:ascii="Segoe UI" w:hAnsi="Segoe UI" w:cs="Segoe UI"/>
+          <w:sz w:val="21"/>
+          <w:szCs w:val="21"/>
+        </w:rPr>
+        <w:t xml:space="preserve"> </w:t>
+      </w:r>
+      <w:hyperlink r:id="rId198" w:history="1">
+        <w:proofErr w:type="spellStart"/>
+        <w:r>
+          <w:rPr>
+            <w:rStyle w:val="visually-hidden"/>
+            <w:rFonts w:ascii="Segoe UI" w:hAnsi="Segoe UI" w:cs="Segoe UI"/>
+            <w:b/>
+            <w:bCs/>
+            <w:color w:val="0A66C2"/>
+            <w:sz w:val="21"/>
+            <w:szCs w:val="21"/>
+            <w:u w:val="single"/>
+            <w:bdr w:val="none" w:sz="0" w:space="0" w:color="auto" w:frame="1"/>
+          </w:rPr>
+          <w:t>hashtag</w:t>
+        </w:r>
+        <w:r>
+          <w:rPr>
+            <w:rStyle w:val="Hyperlink"/>
+            <w:rFonts w:ascii="Segoe UI" w:hAnsi="Segoe UI" w:cs="Segoe UI"/>
+            <w:b/>
+            <w:bCs/>
+            <w:color w:val="0A66C2"/>
+            <w:sz w:val="21"/>
+            <w:szCs w:val="21"/>
+            <w:bdr w:val="none" w:sz="0" w:space="0" w:color="auto" w:frame="1"/>
+          </w:rPr>
+          <w:t>#Databricks</w:t>
+        </w:r>
+        <w:proofErr w:type="spellEnd"/>
+      </w:hyperlink>
+      <w:r>
+        <w:rPr>
+          <w:rStyle w:val="white-space-pre"/>
+          <w:rFonts w:ascii="Segoe UI" w:hAnsi="Segoe UI" w:cs="Segoe UI"/>
+          <w:sz w:val="21"/>
+          <w:szCs w:val="21"/>
+        </w:rPr>
+        <w:t xml:space="preserve"> </w:t>
+      </w:r>
+      <w:hyperlink r:id="rId199" w:history="1">
+        <w:proofErr w:type="spellStart"/>
+        <w:r>
+          <w:rPr>
+            <w:rStyle w:val="visually-hidden"/>
+            <w:rFonts w:ascii="Segoe UI" w:hAnsi="Segoe UI" w:cs="Segoe UI"/>
+            <w:b/>
+            <w:bCs/>
+            <w:color w:val="0A66C2"/>
+            <w:sz w:val="21"/>
+            <w:szCs w:val="21"/>
+            <w:u w:val="single"/>
+            <w:bdr w:val="none" w:sz="0" w:space="0" w:color="auto" w:frame="1"/>
+          </w:rPr>
+          <w:t>hashtag</w:t>
+        </w:r>
+        <w:r>
+          <w:rPr>
+            <w:rStyle w:val="Hyperlink"/>
+            <w:rFonts w:ascii="Segoe UI" w:hAnsi="Segoe UI" w:cs="Segoe UI"/>
+            <w:b/>
+            <w:bCs/>
+            <w:color w:val="0A66C2"/>
+            <w:sz w:val="21"/>
+            <w:szCs w:val="21"/>
+            <w:bdr w:val="none" w:sz="0" w:space="0" w:color="auto" w:frame="1"/>
+          </w:rPr>
+          <w:t>#SparkSQL</w:t>
+        </w:r>
+        <w:proofErr w:type="spellEnd"/>
+      </w:hyperlink>
+      <w:r>
+        <w:rPr>
+          <w:rStyle w:val="white-space-pre"/>
+          <w:rFonts w:ascii="Segoe UI" w:hAnsi="Segoe UI" w:cs="Segoe UI"/>
+          <w:sz w:val="21"/>
+          <w:szCs w:val="21"/>
+        </w:rPr>
+        <w:t xml:space="preserve"> </w:t>
+      </w:r>
+      <w:hyperlink r:id="rId200" w:history="1">
+        <w:proofErr w:type="spellStart"/>
+        <w:r>
+          <w:rPr>
+            <w:rStyle w:val="visually-hidden"/>
+            <w:rFonts w:ascii="Segoe UI" w:hAnsi="Segoe UI" w:cs="Segoe UI"/>
+            <w:b/>
+            <w:bCs/>
+            <w:color w:val="0A66C2"/>
+            <w:sz w:val="21"/>
+            <w:szCs w:val="21"/>
+            <w:u w:val="single"/>
+            <w:bdr w:val="none" w:sz="0" w:space="0" w:color="auto" w:frame="1"/>
+          </w:rPr>
+          <w:t>hashtag</w:t>
+        </w:r>
+        <w:r>
+          <w:rPr>
+            <w:rStyle w:val="Hyperlink"/>
+            <w:rFonts w:ascii="Segoe UI" w:hAnsi="Segoe UI" w:cs="Segoe UI"/>
+            <w:b/>
+            <w:bCs/>
+            <w:color w:val="0A66C2"/>
+            <w:sz w:val="21"/>
+            <w:szCs w:val="21"/>
+            <w:bdr w:val="none" w:sz="0" w:space="0" w:color="auto" w:frame="1"/>
+          </w:rPr>
+          <w:t>#SQLVsPySpark</w:t>
+        </w:r>
+        <w:proofErr w:type="spellEnd"/>
+      </w:hyperlink>
+      <w:r>
+        <w:rPr>
+          <w:rStyle w:val="white-space-pre"/>
+          <w:rFonts w:ascii="Segoe UI" w:hAnsi="Segoe UI" w:cs="Segoe UI"/>
+          <w:sz w:val="21"/>
+          <w:szCs w:val="21"/>
+        </w:rPr>
+        <w:t xml:space="preserve"> </w:t>
+      </w:r>
+      <w:hyperlink r:id="rId201" w:history="1">
+        <w:proofErr w:type="spellStart"/>
+        <w:r>
+          <w:rPr>
+            <w:rStyle w:val="visually-hidden"/>
+            <w:rFonts w:ascii="Segoe UI" w:hAnsi="Segoe UI" w:cs="Segoe UI"/>
+            <w:b/>
+            <w:bCs/>
+            <w:color w:val="0A66C2"/>
+            <w:sz w:val="21"/>
+            <w:szCs w:val="21"/>
+            <w:u w:val="single"/>
+            <w:bdr w:val="none" w:sz="0" w:space="0" w:color="auto" w:frame="1"/>
+          </w:rPr>
+          <w:t>hashtag</w:t>
+        </w:r>
+        <w:r>
+          <w:rPr>
+            <w:rStyle w:val="Hyperlink"/>
+            <w:rFonts w:ascii="Segoe UI" w:hAnsi="Segoe UI" w:cs="Segoe UI"/>
+            <w:b/>
+            <w:bCs/>
+            <w:color w:val="0A66C2"/>
+            <w:sz w:val="21"/>
+            <w:szCs w:val="21"/>
+            <w:bdr w:val="none" w:sz="0" w:space="0" w:color="auto" w:frame="1"/>
+          </w:rPr>
+          <w:t>#LearnPySpark</w:t>
+        </w:r>
+        <w:proofErr w:type="spellEnd"/>
+      </w:hyperlink>
+      <w:r>
+        <w:rPr>
+          <w:rStyle w:val="white-space-pre"/>
+          <w:rFonts w:ascii="Segoe UI" w:hAnsi="Segoe UI" w:cs="Segoe UI"/>
+          <w:sz w:val="21"/>
+          <w:szCs w:val="21"/>
+        </w:rPr>
+        <w:t xml:space="preserve"> </w:t>
+      </w:r>
+      <w:hyperlink r:id="rId202" w:history="1">
+        <w:proofErr w:type="spellStart"/>
+        <w:r>
+          <w:rPr>
+            <w:rStyle w:val="visually-hidden"/>
+            <w:rFonts w:ascii="Segoe UI" w:hAnsi="Segoe UI" w:cs="Segoe UI"/>
+            <w:b/>
+            <w:bCs/>
+            <w:color w:val="0A66C2"/>
+            <w:sz w:val="21"/>
+            <w:szCs w:val="21"/>
+            <w:u w:val="single"/>
+            <w:bdr w:val="none" w:sz="0" w:space="0" w:color="auto" w:frame="1"/>
+          </w:rPr>
+          <w:t>hashtag</w:t>
+        </w:r>
+        <w:r>
+          <w:rPr>
+            <w:rStyle w:val="Hyperlink"/>
+            <w:rFonts w:ascii="Segoe UI" w:hAnsi="Segoe UI" w:cs="Segoe UI"/>
+            <w:b/>
+            <w:bCs/>
+            <w:color w:val="0A66C2"/>
+            <w:sz w:val="21"/>
+            <w:szCs w:val="21"/>
+            <w:bdr w:val="none" w:sz="0" w:space="0" w:color="auto" w:frame="1"/>
+          </w:rPr>
+          <w:t>#ETL</w:t>
+        </w:r>
+        <w:proofErr w:type="spellEnd"/>
+      </w:hyperlink>
+      <w:r>
+        <w:rPr>
+          <w:rStyle w:val="white-space-pre"/>
+          <w:rFonts w:ascii="Segoe UI" w:hAnsi="Segoe UI" w:cs="Segoe UI"/>
+          <w:sz w:val="21"/>
+          <w:szCs w:val="21"/>
+        </w:rPr>
+        <w:t xml:space="preserve"> </w:t>
+      </w:r>
+      <w:hyperlink r:id="rId203" w:history="1">
+        <w:proofErr w:type="spellStart"/>
+        <w:r>
+          <w:rPr>
+            <w:rStyle w:val="visually-hidden"/>
+            <w:rFonts w:ascii="Segoe UI" w:hAnsi="Segoe UI" w:cs="Segoe UI"/>
+            <w:b/>
+            <w:bCs/>
+            <w:color w:val="0A66C2"/>
+            <w:sz w:val="21"/>
+            <w:szCs w:val="21"/>
+            <w:u w:val="single"/>
+            <w:bdr w:val="none" w:sz="0" w:space="0" w:color="auto" w:frame="1"/>
+          </w:rPr>
+          <w:t>hashtag</w:t>
+        </w:r>
+        <w:r>
+          <w:rPr>
+            <w:rStyle w:val="Hyperlink"/>
+            <w:rFonts w:ascii="Segoe UI" w:hAnsi="Segoe UI" w:cs="Segoe UI"/>
+            <w:b/>
+            <w:bCs/>
+            <w:color w:val="0A66C2"/>
+            <w:sz w:val="21"/>
+            <w:szCs w:val="21"/>
+            <w:bdr w:val="none" w:sz="0" w:space="0" w:color="auto" w:frame="1"/>
+          </w:rPr>
+          <w:t>#DataTransformation</w:t>
+        </w:r>
+        <w:proofErr w:type="spellEnd"/>
+      </w:hyperlink>
+      <w:r>
+        <w:rPr>
+          <w:rStyle w:val="white-space-pre"/>
+          <w:rFonts w:ascii="Segoe UI" w:hAnsi="Segoe UI" w:cs="Segoe UI"/>
+          <w:sz w:val="21"/>
+          <w:szCs w:val="21"/>
+        </w:rPr>
+        <w:t xml:space="preserve"> </w:t>
+      </w:r>
+      <w:hyperlink r:id="rId204" w:history="1">
+        <w:proofErr w:type="spellStart"/>
+        <w:r>
+          <w:rPr>
+            <w:rStyle w:val="visually-hidden"/>
+            <w:rFonts w:ascii="Segoe UI" w:hAnsi="Segoe UI" w:cs="Segoe UI"/>
+            <w:b/>
+            <w:bCs/>
+            <w:color w:val="0A66C2"/>
+            <w:sz w:val="21"/>
+            <w:szCs w:val="21"/>
+            <w:u w:val="single"/>
+            <w:bdr w:val="none" w:sz="0" w:space="0" w:color="auto" w:frame="1"/>
+          </w:rPr>
+          <w:t>hashtag</w:t>
+        </w:r>
+        <w:r>
+          <w:rPr>
+            <w:rStyle w:val="Hyperlink"/>
+            <w:rFonts w:ascii="Segoe UI" w:hAnsi="Segoe UI" w:cs="Segoe UI"/>
+            <w:b/>
+            <w:bCs/>
+            <w:color w:val="0A66C2"/>
+            <w:sz w:val="21"/>
+            <w:szCs w:val="21"/>
+            <w:bdr w:val="none" w:sz="0" w:space="0" w:color="auto" w:frame="1"/>
+          </w:rPr>
+          <w:t>#AnalyticsEngineering</w:t>
+        </w:r>
+        <w:proofErr w:type="spellEnd"/>
+      </w:hyperlink>
+      <w:r>
+        <w:rPr>
+          <w:rStyle w:val="white-space-pre"/>
+          <w:rFonts w:ascii="Segoe UI" w:hAnsi="Segoe UI" w:cs="Segoe UI"/>
+          <w:sz w:val="21"/>
+          <w:szCs w:val="21"/>
+        </w:rPr>
+        <w:t xml:space="preserve"> </w:t>
+      </w:r>
+      <w:hyperlink r:id="rId205" w:history="1">
+        <w:proofErr w:type="spellStart"/>
+        <w:r>
+          <w:rPr>
+            <w:rStyle w:val="visually-hidden"/>
+            <w:rFonts w:ascii="Segoe UI" w:hAnsi="Segoe UI" w:cs="Segoe UI"/>
+            <w:b/>
+            <w:bCs/>
+            <w:color w:val="0A66C2"/>
+            <w:sz w:val="21"/>
+            <w:szCs w:val="21"/>
+            <w:u w:val="single"/>
+            <w:bdr w:val="none" w:sz="0" w:space="0" w:color="auto" w:frame="1"/>
+          </w:rPr>
+          <w:t>hashtag</w:t>
+        </w:r>
+        <w:r>
+          <w:rPr>
+            <w:rStyle w:val="Hyperlink"/>
+            <w:rFonts w:ascii="Segoe UI" w:hAnsi="Segoe UI" w:cs="Segoe UI"/>
+            <w:b/>
+            <w:bCs/>
+            <w:color w:val="0A66C2"/>
+            <w:sz w:val="21"/>
+            <w:szCs w:val="21"/>
+            <w:bdr w:val="none" w:sz="0" w:space="0" w:color="auto" w:frame="1"/>
+          </w:rPr>
+          <w:t>#CloudComputing</w:t>
+        </w:r>
+        <w:proofErr w:type="spellEnd"/>
+      </w:hyperlink>
+      <w:r>
+        <w:rPr>
+          <w:rStyle w:val="white-space-pre"/>
+          <w:rFonts w:ascii="Segoe UI" w:hAnsi="Segoe UI" w:cs="Segoe UI"/>
+          <w:sz w:val="21"/>
+          <w:szCs w:val="21"/>
+        </w:rPr>
+        <w:t xml:space="preserve"> </w:t>
+      </w:r>
+      <w:hyperlink r:id="rId206" w:history="1">
+        <w:proofErr w:type="spellStart"/>
+        <w:r>
+          <w:rPr>
+            <w:rStyle w:val="visually-hidden"/>
+            <w:rFonts w:ascii="Segoe UI" w:hAnsi="Segoe UI" w:cs="Segoe UI"/>
+            <w:b/>
+            <w:bCs/>
+            <w:color w:val="0A66C2"/>
+            <w:sz w:val="21"/>
+            <w:szCs w:val="21"/>
+            <w:u w:val="single"/>
+            <w:bdr w:val="none" w:sz="0" w:space="0" w:color="auto" w:frame="1"/>
+          </w:rPr>
+          <w:t>hashtag</w:t>
+        </w:r>
+        <w:r>
+          <w:rPr>
+            <w:rStyle w:val="Hyperlink"/>
+            <w:rFonts w:ascii="Segoe UI" w:hAnsi="Segoe UI" w:cs="Segoe UI"/>
+            <w:b/>
+            <w:bCs/>
+            <w:color w:val="0A66C2"/>
+            <w:sz w:val="21"/>
+            <w:szCs w:val="21"/>
+            <w:bdr w:val="none" w:sz="0" w:space="0" w:color="auto" w:frame="1"/>
+          </w:rPr>
+          <w:t>#InterviewPreparation</w:t>
+        </w:r>
+        <w:proofErr w:type="spellEnd"/>
+      </w:hyperlink>
+      <w:r>
+        <w:rPr>
+          <w:rStyle w:val="white-space-pre"/>
+          <w:rFonts w:ascii="Segoe UI" w:hAnsi="Segoe UI" w:cs="Segoe UI"/>
+          <w:sz w:val="21"/>
+          <w:szCs w:val="21"/>
+        </w:rPr>
+        <w:t xml:space="preserve"> </w:t>
+      </w:r>
+      <w:hyperlink r:id="rId207" w:history="1">
+        <w:proofErr w:type="spellStart"/>
+        <w:r>
+          <w:rPr>
+            <w:rStyle w:val="visually-hidden"/>
+            <w:rFonts w:ascii="Segoe UI" w:hAnsi="Segoe UI" w:cs="Segoe UI"/>
+            <w:b/>
+            <w:bCs/>
+            <w:color w:val="0A66C2"/>
+            <w:sz w:val="21"/>
+            <w:szCs w:val="21"/>
+            <w:u w:val="single"/>
+            <w:bdr w:val="none" w:sz="0" w:space="0" w:color="auto" w:frame="1"/>
+          </w:rPr>
+          <w:t>hashtag</w:t>
+        </w:r>
+        <w:r>
+          <w:rPr>
+            <w:rStyle w:val="Hyperlink"/>
+            <w:rFonts w:ascii="Segoe UI" w:hAnsi="Segoe UI" w:cs="Segoe UI"/>
+            <w:b/>
+            <w:bCs/>
+            <w:color w:val="0A66C2"/>
+            <w:sz w:val="21"/>
+            <w:szCs w:val="21"/>
+            <w:bdr w:val="none" w:sz="0" w:space="0" w:color="auto" w:frame="1"/>
+          </w:rPr>
+          <w:t>#DataEngineer</w:t>
+        </w:r>
+        <w:proofErr w:type="spellEnd"/>
+      </w:hyperlink>
+    </w:p>
+    <w:p>
+      <w:pPr>
+        <w:textAlignment w:val="baseline"/>
+        <w:rPr>
+          <w:rFonts w:ascii="Segoe UI" w:hAnsi="Segoe UI" w:cs="Segoe UI"/>
+        </w:rPr>
+      </w:pPr>
+      <w:r>
+        <w:rPr>
+          <w:rStyle w:val="visually-hidden"/>
+          <w:rFonts w:ascii="Segoe UI" w:hAnsi="Segoe UI" w:cs="Segoe UI"/>
+          <w:sz w:val="20"/>
+          <w:szCs w:val="20"/>
+          <w:bdr w:val="none" w:sz="0" w:space="0" w:color="auto" w:frame="1"/>
+        </w:rPr>
+        <w:lastRenderedPageBreak/>
+        <w:t>Activate to view larger image,</w:t>
+      </w:r>
+    </w:p>
+    <w:p>
+      <w:pPr>
+        <w:textAlignment w:val="baseline"/>
+        <w:rPr>
+          <w:rFonts w:ascii="Segoe UI" w:hAnsi="Segoe UI" w:cs="Segoe UI"/>
+          <w:sz w:val="20"/>
+          <w:szCs w:val="20"/>
+        </w:rPr>
+      </w:pPr>
+      <w:r>
+        <w:rPr>
+          <w:rFonts w:ascii="Segoe UI" w:hAnsi="Segoe UI" w:cs="Segoe UI"/>
+          <w:noProof/>
+          <w:sz w:val="20"/>
+          <w:szCs w:val="20"/>
+        </w:rPr>
+        <w:drawing>
+          <wp:inline distT="0" distB="0" distL="0" distR="0" wp14:anchorId="57E0F304" wp14:editId="2F8F3D2C">
+            <wp:extent cx="5711825" cy="7143115"/>
+            <wp:effectExtent l="0" t="0" r="3175" b="635"/>
+            <wp:docPr id="2137495820" name="Picture 2" descr="View image"/>
+            <wp:cNvGraphicFramePr>
+              <a:graphicFrameLocks xmlns:a="http://schemas.openxmlformats.org/drawingml/2006/main" noChangeAspect="1"/>
+            </wp:cNvGraphicFramePr>
+            <a:graphic xmlns:a="http://schemas.openxmlformats.org/drawingml/2006/main">
+              <a:graphicData uri="http://schemas.openxmlformats.org/drawingml/2006/picture">
+                <pic:pic xmlns:pic="http://schemas.openxmlformats.org/drawingml/2006/picture">
+                  <pic:nvPicPr>
+                    <pic:cNvPr id="0" name="ember57" descr="View image"/>
+                    <pic:cNvPicPr>
+                      <a:picLocks noChangeAspect="1" noChangeArrowheads="1"/>
+                    </pic:cNvPicPr>
+                  </pic:nvPicPr>
+                  <pic:blipFill>
+                    <a:blip r:embed="rId208">
+                      <a:extLst>
+                        <a:ext uri="{28A0092B-C50C-407E-A947-70E740481C1C}">
+                          <a14:useLocalDpi xmlns:a14="http://schemas.microsoft.com/office/drawing/2010/main" val="0"/>
+                        </a:ext>
+                      </a:extLst>
+                    </a:blip>
+                    <a:srcRect/>
+                    <a:stretch>
+                      <a:fillRect/>
+                    </a:stretch>
+                  </pic:blipFill>
+                  <pic:spPr bwMode="auto">
+                    <a:xfrm>
+                      <a:off x="0" y="0"/>
+                      <a:ext cx="5711825" cy="7143115"/>
+                    </a:xfrm>
+                    <a:prstGeom prst="rect">
+                      <a:avLst/>
+                    </a:prstGeom>
+                    <a:noFill/>
+                    <a:ln>
+                      <a:noFill/>
+                    </a:ln>
+                  </pic:spPr>
+                </pic:pic>
+              </a:graphicData>
+            </a:graphic>
+          </wp:inline>
+        </w:drawing>
+      </w:r>
+    </w:p>
+    <w:p/>
+    <w:p/>
+    <w:p>
+      <w:pPr>
+        <w:pBdr>
+          <w:bottom w:val="single" w:sz="6" w:space="1" w:color="auto"/>
+        </w:pBdr>
+      </w:pPr>
+    </w:p>
+    <w:p/>
+    <w:p>
+      <w:pPr>
+        <w:textAlignment w:val="baseline"/>
+        <w:rPr>
+          <w:rFonts w:ascii="Segoe UI" w:hAnsi="Segoe UI" w:cs="Segoe UI"/>
+        </w:rPr>
+      </w:pPr>
+      <w:r>
+        <w:rPr>
+          <w:rStyle w:val="break-words"/>
+          <w:rFonts w:ascii="Segoe UI" w:hAnsi="Segoe UI" w:cs="Segoe UI"/>
+          <w:sz w:val="21"/>
+          <w:szCs w:val="21"/>
+        </w:rPr>
+        <w:lastRenderedPageBreak/>
+        <w:t xml:space="preserve">You can go from zero to </w:t>
+      </w:r>
+      <w:proofErr w:type="spellStart"/>
+      <w:r>
+        <w:rPr>
+          <w:rStyle w:val="break-words"/>
+          <w:rFonts w:ascii="Segoe UI" w:hAnsi="Segoe UI" w:cs="Segoe UI"/>
+          <w:sz w:val="21"/>
+          <w:szCs w:val="21"/>
+        </w:rPr>
+        <w:t>PySpark</w:t>
+      </w:r>
+      <w:proofErr w:type="spellEnd"/>
+      <w:r>
+        <w:rPr>
+          <w:rStyle w:val="break-words"/>
+          <w:rFonts w:ascii="Segoe UI" w:hAnsi="Segoe UI" w:cs="Segoe UI"/>
+          <w:sz w:val="21"/>
+          <w:szCs w:val="21"/>
+        </w:rPr>
+        <w:t xml:space="preserve"> Pro with just these four steps.</w:t>
+      </w:r>
+      <w:r>
+        <w:rPr>
+          <w:rFonts w:ascii="Segoe UI" w:hAnsi="Segoe UI" w:cs="Segoe UI"/>
+          <w:sz w:val="21"/>
+          <w:szCs w:val="21"/>
+        </w:rPr>
+        <w:br/>
+      </w:r>
+      <w:r>
+        <w:rPr>
+          <w:rStyle w:val="break-words"/>
+          <w:rFonts w:ascii="Segoe UI" w:hAnsi="Segoe UI" w:cs="Segoe UI"/>
+          <w:sz w:val="21"/>
+          <w:szCs w:val="21"/>
+        </w:rPr>
+        <w:t>No expensive courses needed.</w:t>
+      </w:r>
+      <w:r>
+        <w:rPr>
+          <w:rFonts w:ascii="Segoe UI" w:hAnsi="Segoe UI" w:cs="Segoe UI"/>
+          <w:sz w:val="21"/>
+          <w:szCs w:val="21"/>
+        </w:rPr>
+        <w:br/>
+      </w:r>
+      <w:r>
+        <w:rPr>
+          <w:rFonts w:ascii="Segoe UI" w:hAnsi="Segoe UI" w:cs="Segoe UI"/>
+          <w:sz w:val="21"/>
+          <w:szCs w:val="21"/>
+        </w:rPr>
+        <w:br/>
+      </w:r>
+      <w:r>
+        <w:rPr>
+          <w:rStyle w:val="break-words"/>
+          <w:rFonts w:ascii="Segoe UI" w:hAnsi="Segoe UI" w:cs="Segoe UI"/>
+          <w:sz w:val="21"/>
+          <w:szCs w:val="21"/>
+        </w:rPr>
+        <w:t xml:space="preserve">Here’s how you do it </w:t>
+      </w:r>
+      <w:r>
+        <w:rPr>
+          <w:rStyle w:val="break-words"/>
+          <w:rFonts w:ascii="Segoe UI Emoji" w:hAnsi="Segoe UI Emoji" w:cs="Segoe UI Emoji"/>
+          <w:sz w:val="21"/>
+          <w:szCs w:val="21"/>
+        </w:rPr>
+        <w:t>👇</w:t>
+      </w:r>
+      <w:r>
+        <w:rPr>
+          <w:rFonts w:ascii="Segoe UI" w:hAnsi="Segoe UI" w:cs="Segoe UI"/>
+          <w:sz w:val="21"/>
+          <w:szCs w:val="21"/>
+        </w:rPr>
+        <w:br/>
+      </w:r>
+      <w:r>
+        <w:rPr>
+          <w:rFonts w:ascii="Segoe UI" w:hAnsi="Segoe UI" w:cs="Segoe UI"/>
+          <w:sz w:val="21"/>
+          <w:szCs w:val="21"/>
+        </w:rPr>
+        <w:br/>
+      </w:r>
+      <w:r>
+        <w:rPr>
+          <w:rFonts w:ascii="Segoe UI" w:hAnsi="Segoe UI" w:cs="Segoe UI"/>
+          <w:sz w:val="21"/>
+          <w:szCs w:val="21"/>
+        </w:rPr>
+        <w:br/>
+      </w:r>
+      <w:r>
+        <w:rPr>
+          <w:rStyle w:val="break-words"/>
+          <w:rFonts w:ascii="Segoe UI" w:hAnsi="Segoe UI" w:cs="Segoe UI"/>
+          <w:sz w:val="21"/>
+          <w:szCs w:val="21"/>
+        </w:rPr>
+        <w:t>1️⃣ Understand What Spark Is (and WHY you need it)</w:t>
+      </w:r>
+      <w:r>
+        <w:rPr>
+          <w:rFonts w:ascii="Segoe UI" w:hAnsi="Segoe UI" w:cs="Segoe UI"/>
+          <w:sz w:val="21"/>
+          <w:szCs w:val="21"/>
+        </w:rPr>
+        <w:br/>
+      </w:r>
+      <w:r>
+        <w:rPr>
+          <w:rFonts w:ascii="Segoe UI" w:hAnsi="Segoe UI" w:cs="Segoe UI"/>
+          <w:sz w:val="21"/>
+          <w:szCs w:val="21"/>
+        </w:rPr>
+        <w:br/>
+      </w:r>
+      <w:r>
+        <w:rPr>
+          <w:rStyle w:val="break-words"/>
+          <w:rFonts w:ascii="Segoe UI" w:hAnsi="Segoe UI" w:cs="Segoe UI"/>
+          <w:sz w:val="21"/>
+          <w:szCs w:val="21"/>
+        </w:rPr>
+        <w:t>- Spark is the backbone of big data processing</w:t>
+      </w:r>
+      <w:r>
+        <w:rPr>
+          <w:rFonts w:ascii="Segoe UI" w:hAnsi="Segoe UI" w:cs="Segoe UI"/>
+          <w:sz w:val="21"/>
+          <w:szCs w:val="21"/>
+        </w:rPr>
+        <w:br/>
+      </w:r>
+      <w:r>
+        <w:rPr>
+          <w:rStyle w:val="break-words"/>
+          <w:rFonts w:ascii="Segoe UI" w:hAnsi="Segoe UI" w:cs="Segoe UI"/>
+          <w:sz w:val="21"/>
+          <w:szCs w:val="21"/>
+        </w:rPr>
+        <w:t>- You must know why it matters for real-world data jobs</w:t>
+      </w:r>
+      <w:r>
+        <w:rPr>
+          <w:rFonts w:ascii="Segoe UI" w:hAnsi="Segoe UI" w:cs="Segoe UI"/>
+          <w:sz w:val="21"/>
+          <w:szCs w:val="21"/>
+        </w:rPr>
+        <w:br/>
+      </w:r>
+      <w:r>
+        <w:rPr>
+          <w:rStyle w:val="break-words"/>
+          <w:rFonts w:ascii="Segoe UI" w:hAnsi="Segoe UI" w:cs="Segoe UI"/>
+          <w:sz w:val="21"/>
+          <w:szCs w:val="21"/>
+        </w:rPr>
+        <w:t>Start here →</w:t>
+      </w:r>
+      <w:r>
+        <w:rPr>
+          <w:rFonts w:ascii="Segoe UI" w:hAnsi="Segoe UI" w:cs="Segoe UI"/>
+          <w:sz w:val="21"/>
+          <w:szCs w:val="21"/>
+        </w:rPr>
+        <w:br/>
+      </w:r>
+      <w:r>
+        <w:rPr>
+          <w:rStyle w:val="break-words"/>
+          <w:rFonts w:ascii="Segoe UI Emoji" w:hAnsi="Segoe UI Emoji" w:cs="Segoe UI Emoji"/>
+          <w:sz w:val="21"/>
+          <w:szCs w:val="21"/>
+        </w:rPr>
+        <w:t>🔗</w:t>
+      </w:r>
+      <w:r>
+        <w:rPr>
+          <w:rStyle w:val="white-space-pre"/>
+          <w:rFonts w:ascii="Segoe UI" w:hAnsi="Segoe UI" w:cs="Segoe UI"/>
+          <w:sz w:val="21"/>
+          <w:szCs w:val="21"/>
+        </w:rPr>
+        <w:t xml:space="preserve"> </w:t>
+      </w:r>
+      <w:hyperlink r:id="rId209" w:tgtFrame="_self" w:history="1">
+        <w:r>
+          <w:rPr>
+            <w:rStyle w:val="Hyperlink"/>
+            <w:rFonts w:ascii="Segoe UI" w:hAnsi="Segoe UI" w:cs="Segoe UI"/>
+            <w:b/>
+            <w:bCs/>
+            <w:color w:val="0A66C2"/>
+            <w:sz w:val="21"/>
+            <w:szCs w:val="21"/>
+            <w:bdr w:val="none" w:sz="0" w:space="0" w:color="auto" w:frame="1"/>
+          </w:rPr>
+          <w:t>https://lnkd.in/g47yWA5v</w:t>
+        </w:r>
+      </w:hyperlink>
+      <w:r>
+        <w:rPr>
+          <w:rFonts w:ascii="Segoe UI" w:hAnsi="Segoe UI" w:cs="Segoe UI"/>
+          <w:sz w:val="21"/>
+          <w:szCs w:val="21"/>
+        </w:rPr>
+        <w:br/>
+      </w:r>
+      <w:r>
+        <w:rPr>
+          <w:rFonts w:ascii="Segoe UI" w:hAnsi="Segoe UI" w:cs="Segoe UI"/>
+          <w:sz w:val="21"/>
+          <w:szCs w:val="21"/>
+        </w:rPr>
+        <w:br/>
+      </w:r>
+      <w:r>
+        <w:rPr>
+          <w:rStyle w:val="break-words"/>
+          <w:rFonts w:ascii="Segoe UI" w:hAnsi="Segoe UI" w:cs="Segoe UI"/>
+          <w:sz w:val="21"/>
+          <w:szCs w:val="21"/>
+        </w:rPr>
+        <w:t xml:space="preserve">2️⃣ Learn What </w:t>
+      </w:r>
+      <w:proofErr w:type="spellStart"/>
+      <w:r>
+        <w:rPr>
+          <w:rStyle w:val="break-words"/>
+          <w:rFonts w:ascii="Segoe UI" w:hAnsi="Segoe UI" w:cs="Segoe UI"/>
+          <w:sz w:val="21"/>
+          <w:szCs w:val="21"/>
+        </w:rPr>
+        <w:t>PySpark</w:t>
+      </w:r>
+      <w:proofErr w:type="spellEnd"/>
+      <w:r>
+        <w:rPr>
+          <w:rStyle w:val="break-words"/>
+          <w:rFonts w:ascii="Segoe UI" w:hAnsi="Segoe UI" w:cs="Segoe UI"/>
+          <w:sz w:val="21"/>
+          <w:szCs w:val="21"/>
+        </w:rPr>
+        <w:t xml:space="preserve"> Is (and how it works inside Spark)</w:t>
+      </w:r>
+      <w:r>
+        <w:rPr>
+          <w:rFonts w:ascii="Segoe UI" w:hAnsi="Segoe UI" w:cs="Segoe UI"/>
+          <w:sz w:val="21"/>
+          <w:szCs w:val="21"/>
+        </w:rPr>
+        <w:br/>
+      </w:r>
+      <w:r>
+        <w:rPr>
+          <w:rFonts w:ascii="Segoe UI" w:hAnsi="Segoe UI" w:cs="Segoe UI"/>
+          <w:sz w:val="21"/>
+          <w:szCs w:val="21"/>
+        </w:rPr>
+        <w:br/>
+      </w:r>
+      <w:r>
+        <w:rPr>
+          <w:rStyle w:val="break-words"/>
+          <w:rFonts w:ascii="Segoe UI" w:hAnsi="Segoe UI" w:cs="Segoe UI"/>
+          <w:sz w:val="21"/>
+          <w:szCs w:val="21"/>
+        </w:rPr>
+        <w:t xml:space="preserve">- </w:t>
+      </w:r>
+      <w:proofErr w:type="spellStart"/>
+      <w:r>
+        <w:rPr>
+          <w:rStyle w:val="break-words"/>
+          <w:rFonts w:ascii="Segoe UI" w:hAnsi="Segoe UI" w:cs="Segoe UI"/>
+          <w:sz w:val="21"/>
+          <w:szCs w:val="21"/>
+        </w:rPr>
+        <w:t>PySpark</w:t>
+      </w:r>
+      <w:proofErr w:type="spellEnd"/>
+      <w:r>
+        <w:rPr>
+          <w:rStyle w:val="break-words"/>
+          <w:rFonts w:ascii="Segoe UI" w:hAnsi="Segoe UI" w:cs="Segoe UI"/>
+          <w:sz w:val="21"/>
+          <w:szCs w:val="21"/>
+        </w:rPr>
+        <w:t xml:space="preserve"> lets you use Python with Spark</w:t>
+      </w:r>
+      <w:r>
+        <w:rPr>
+          <w:rFonts w:ascii="Segoe UI" w:hAnsi="Segoe UI" w:cs="Segoe UI"/>
+          <w:sz w:val="21"/>
+          <w:szCs w:val="21"/>
+        </w:rPr>
+        <w:br/>
+      </w:r>
+      <w:r>
+        <w:rPr>
+          <w:rStyle w:val="break-words"/>
+          <w:rFonts w:ascii="Segoe UI" w:hAnsi="Segoe UI" w:cs="Segoe UI"/>
+          <w:sz w:val="21"/>
+          <w:szCs w:val="21"/>
+        </w:rPr>
+        <w:t>- See how your code runs behind the scenes</w:t>
+      </w:r>
+      <w:r>
+        <w:rPr>
+          <w:rFonts w:ascii="Segoe UI" w:hAnsi="Segoe UI" w:cs="Segoe UI"/>
+          <w:sz w:val="21"/>
+          <w:szCs w:val="21"/>
+        </w:rPr>
+        <w:br/>
+      </w:r>
+      <w:r>
+        <w:rPr>
+          <w:rStyle w:val="break-words"/>
+          <w:rFonts w:ascii="Segoe UI" w:hAnsi="Segoe UI" w:cs="Segoe UI"/>
+          <w:sz w:val="21"/>
+          <w:szCs w:val="21"/>
+        </w:rPr>
+        <w:t>Watch this →</w:t>
+      </w:r>
+      <w:r>
+        <w:rPr>
+          <w:rFonts w:ascii="Segoe UI" w:hAnsi="Segoe UI" w:cs="Segoe UI"/>
+          <w:sz w:val="21"/>
+          <w:szCs w:val="21"/>
+        </w:rPr>
+        <w:br/>
+      </w:r>
+      <w:r>
+        <w:rPr>
+          <w:rStyle w:val="break-words"/>
+          <w:rFonts w:ascii="Segoe UI Emoji" w:hAnsi="Segoe UI Emoji" w:cs="Segoe UI Emoji"/>
+          <w:sz w:val="21"/>
+          <w:szCs w:val="21"/>
+        </w:rPr>
+        <w:t>🔗</w:t>
+      </w:r>
+      <w:r>
+        <w:rPr>
+          <w:rStyle w:val="white-space-pre"/>
+          <w:rFonts w:ascii="Segoe UI" w:hAnsi="Segoe UI" w:cs="Segoe UI"/>
+          <w:sz w:val="21"/>
+          <w:szCs w:val="21"/>
+        </w:rPr>
+        <w:t xml:space="preserve"> </w:t>
+      </w:r>
+      <w:hyperlink r:id="rId210" w:tgtFrame="_self" w:history="1">
+        <w:r>
+          <w:rPr>
+            <w:rStyle w:val="Hyperlink"/>
+            <w:rFonts w:ascii="Segoe UI" w:hAnsi="Segoe UI" w:cs="Segoe UI"/>
+            <w:b/>
+            <w:bCs/>
+            <w:color w:val="0A66C2"/>
+            <w:sz w:val="21"/>
+            <w:szCs w:val="21"/>
+            <w:bdr w:val="none" w:sz="0" w:space="0" w:color="auto" w:frame="1"/>
+          </w:rPr>
+          <w:t>https://lnkd.in/gSWt2Mbh</w:t>
+        </w:r>
+      </w:hyperlink>
+      <w:r>
+        <w:rPr>
+          <w:rFonts w:ascii="Segoe UI" w:hAnsi="Segoe UI" w:cs="Segoe UI"/>
+          <w:sz w:val="21"/>
+          <w:szCs w:val="21"/>
+        </w:rPr>
+        <w:br/>
+      </w:r>
+      <w:r>
+        <w:rPr>
+          <w:rFonts w:ascii="Segoe UI" w:hAnsi="Segoe UI" w:cs="Segoe UI"/>
+          <w:sz w:val="21"/>
+          <w:szCs w:val="21"/>
+        </w:rPr>
+        <w:br/>
+      </w:r>
+      <w:r>
+        <w:rPr>
+          <w:rStyle w:val="break-words"/>
+          <w:rFonts w:ascii="Segoe UI" w:hAnsi="Segoe UI" w:cs="Segoe UI"/>
+          <w:sz w:val="21"/>
+          <w:szCs w:val="21"/>
+        </w:rPr>
+        <w:t xml:space="preserve">3️⃣ Use the BEST </w:t>
+      </w:r>
+      <w:proofErr w:type="spellStart"/>
+      <w:r>
+        <w:rPr>
+          <w:rStyle w:val="break-words"/>
+          <w:rFonts w:ascii="Segoe UI" w:hAnsi="Segoe UI" w:cs="Segoe UI"/>
+          <w:sz w:val="21"/>
+          <w:szCs w:val="21"/>
+        </w:rPr>
+        <w:t>PySpark</w:t>
+      </w:r>
+      <w:proofErr w:type="spellEnd"/>
+      <w:r>
+        <w:rPr>
+          <w:rStyle w:val="break-words"/>
+          <w:rFonts w:ascii="Segoe UI" w:hAnsi="Segoe UI" w:cs="Segoe UI"/>
+          <w:sz w:val="21"/>
+          <w:szCs w:val="21"/>
+        </w:rPr>
+        <w:t xml:space="preserve"> Learning Resources</w:t>
+      </w:r>
+      <w:r>
+        <w:rPr>
+          <w:rFonts w:ascii="Segoe UI" w:hAnsi="Segoe UI" w:cs="Segoe UI"/>
+          <w:sz w:val="21"/>
+          <w:szCs w:val="21"/>
+        </w:rPr>
+        <w:br/>
+      </w:r>
+      <w:r>
+        <w:rPr>
+          <w:rFonts w:ascii="Segoe UI" w:hAnsi="Segoe UI" w:cs="Segoe UI"/>
+          <w:sz w:val="21"/>
+          <w:szCs w:val="21"/>
+        </w:rPr>
+        <w:br/>
+      </w:r>
+      <w:r>
+        <w:rPr>
+          <w:rFonts w:ascii="Segoe UI" w:hAnsi="Segoe UI" w:cs="Segoe UI"/>
+          <w:sz w:val="21"/>
+          <w:szCs w:val="21"/>
+        </w:rPr>
+        <w:br/>
+      </w:r>
+      <w:r>
+        <w:rPr>
+          <w:rStyle w:val="break-words"/>
+          <w:rFonts w:ascii="Segoe UI Emoji" w:hAnsi="Segoe UI Emoji" w:cs="Segoe UI Emoji"/>
+          <w:sz w:val="21"/>
+          <w:szCs w:val="21"/>
+        </w:rPr>
+        <w:t>🔗</w:t>
+      </w:r>
+      <w:r>
+        <w:rPr>
+          <w:rStyle w:val="white-space-pre"/>
+          <w:rFonts w:ascii="Segoe UI" w:hAnsi="Segoe UI" w:cs="Segoe UI"/>
+          <w:sz w:val="21"/>
+          <w:szCs w:val="21"/>
+        </w:rPr>
+        <w:t xml:space="preserve"> </w:t>
+      </w:r>
+      <w:hyperlink r:id="rId211" w:tgtFrame="_self" w:history="1">
+        <w:r>
+          <w:rPr>
+            <w:rStyle w:val="Hyperlink"/>
+            <w:rFonts w:ascii="Segoe UI" w:hAnsi="Segoe UI" w:cs="Segoe UI"/>
+            <w:b/>
+            <w:bCs/>
+            <w:color w:val="0A66C2"/>
+            <w:sz w:val="21"/>
+            <w:szCs w:val="21"/>
+            <w:bdr w:val="none" w:sz="0" w:space="0" w:color="auto" w:frame="1"/>
+          </w:rPr>
+          <w:t>https://lnkd.in/gQJqD_mr</w:t>
+        </w:r>
+      </w:hyperlink>
+      <w:r>
+        <w:rPr>
+          <w:rFonts w:ascii="Segoe UI" w:hAnsi="Segoe UI" w:cs="Segoe UI"/>
+          <w:sz w:val="21"/>
+          <w:szCs w:val="21"/>
+        </w:rPr>
+        <w:br/>
+      </w:r>
+      <w:r>
+        <w:rPr>
+          <w:rStyle w:val="break-words"/>
+          <w:rFonts w:ascii="Segoe UI Emoji" w:hAnsi="Segoe UI Emoji" w:cs="Segoe UI Emoji"/>
+          <w:sz w:val="21"/>
+          <w:szCs w:val="21"/>
+        </w:rPr>
+        <w:t>🔗</w:t>
+      </w:r>
+      <w:r>
+        <w:rPr>
+          <w:rStyle w:val="white-space-pre"/>
+          <w:rFonts w:ascii="Segoe UI" w:hAnsi="Segoe UI" w:cs="Segoe UI"/>
+          <w:sz w:val="21"/>
+          <w:szCs w:val="21"/>
+        </w:rPr>
+        <w:t xml:space="preserve"> </w:t>
+      </w:r>
+      <w:hyperlink r:id="rId212" w:tgtFrame="_self" w:history="1">
+        <w:r>
+          <w:rPr>
+            <w:rStyle w:val="Hyperlink"/>
+            <w:rFonts w:ascii="Segoe UI" w:hAnsi="Segoe UI" w:cs="Segoe UI"/>
+            <w:b/>
+            <w:bCs/>
+            <w:color w:val="0A66C2"/>
+            <w:sz w:val="21"/>
+            <w:szCs w:val="21"/>
+            <w:bdr w:val="none" w:sz="0" w:space="0" w:color="auto" w:frame="1"/>
+          </w:rPr>
+          <w:t>https://lnkd.in/gan3FkTK</w:t>
+        </w:r>
+      </w:hyperlink>
+      <w:r>
+        <w:rPr>
+          <w:rFonts w:ascii="Segoe UI" w:hAnsi="Segoe UI" w:cs="Segoe UI"/>
+          <w:sz w:val="21"/>
+          <w:szCs w:val="21"/>
+        </w:rPr>
+        <w:br/>
+      </w:r>
+      <w:r>
+        <w:rPr>
+          <w:rStyle w:val="break-words"/>
+          <w:rFonts w:ascii="Segoe UI Emoji" w:hAnsi="Segoe UI Emoji" w:cs="Segoe UI Emoji"/>
+          <w:sz w:val="21"/>
+          <w:szCs w:val="21"/>
+        </w:rPr>
+        <w:t>🔗</w:t>
+      </w:r>
+      <w:r>
+        <w:rPr>
+          <w:rStyle w:val="white-space-pre"/>
+          <w:rFonts w:ascii="Segoe UI" w:hAnsi="Segoe UI" w:cs="Segoe UI"/>
+          <w:sz w:val="21"/>
+          <w:szCs w:val="21"/>
+        </w:rPr>
+        <w:t xml:space="preserve"> </w:t>
+      </w:r>
+      <w:hyperlink r:id="rId213" w:tgtFrame="_self" w:history="1">
+        <w:r>
+          <w:rPr>
+            <w:rStyle w:val="Hyperlink"/>
+            <w:rFonts w:ascii="Segoe UI" w:hAnsi="Segoe UI" w:cs="Segoe UI"/>
+            <w:b/>
+            <w:bCs/>
+            <w:color w:val="0A66C2"/>
+            <w:sz w:val="21"/>
+            <w:szCs w:val="21"/>
+            <w:bdr w:val="none" w:sz="0" w:space="0" w:color="auto" w:frame="1"/>
+          </w:rPr>
+          <w:t>https://lnkd.in/gZdvSVb8</w:t>
+        </w:r>
+      </w:hyperlink>
+      <w:r>
+        <w:rPr>
+          <w:rFonts w:ascii="Segoe UI" w:hAnsi="Segoe UI" w:cs="Segoe UI"/>
+          <w:sz w:val="21"/>
+          <w:szCs w:val="21"/>
+        </w:rPr>
+        <w:br/>
+      </w:r>
+      <w:r>
+        <w:rPr>
+          <w:rStyle w:val="break-words"/>
+          <w:rFonts w:ascii="Segoe UI Emoji" w:hAnsi="Segoe UI Emoji" w:cs="Segoe UI Emoji"/>
+          <w:sz w:val="21"/>
+          <w:szCs w:val="21"/>
+        </w:rPr>
+        <w:t>🔗</w:t>
+      </w:r>
+      <w:r>
+        <w:rPr>
+          <w:rStyle w:val="white-space-pre"/>
+          <w:rFonts w:ascii="Segoe UI" w:hAnsi="Segoe UI" w:cs="Segoe UI"/>
+          <w:sz w:val="21"/>
+          <w:szCs w:val="21"/>
+        </w:rPr>
+        <w:t xml:space="preserve"> </w:t>
+      </w:r>
+      <w:hyperlink r:id="rId214" w:tgtFrame="_self" w:history="1">
+        <w:r>
+          <w:rPr>
+            <w:rStyle w:val="Hyperlink"/>
+            <w:rFonts w:ascii="Segoe UI" w:hAnsi="Segoe UI" w:cs="Segoe UI"/>
+            <w:b/>
+            <w:bCs/>
+            <w:color w:val="0A66C2"/>
+            <w:sz w:val="21"/>
+            <w:szCs w:val="21"/>
+            <w:bdr w:val="none" w:sz="0" w:space="0" w:color="auto" w:frame="1"/>
+          </w:rPr>
+          <w:t>https://lnkd.in/gbxzq5gE</w:t>
+        </w:r>
+      </w:hyperlink>
+      <w:r>
+        <w:rPr>
+          <w:rFonts w:ascii="Segoe UI" w:hAnsi="Segoe UI" w:cs="Segoe UI"/>
+          <w:sz w:val="21"/>
+          <w:szCs w:val="21"/>
+        </w:rPr>
+        <w:br/>
+      </w:r>
+      <w:r>
+        <w:rPr>
+          <w:rFonts w:ascii="Segoe UI" w:hAnsi="Segoe UI" w:cs="Segoe UI"/>
+          <w:sz w:val="21"/>
+          <w:szCs w:val="21"/>
+        </w:rPr>
+        <w:br/>
+      </w:r>
+      <w:r>
+        <w:rPr>
+          <w:rStyle w:val="break-words"/>
+          <w:rFonts w:ascii="Segoe UI" w:hAnsi="Segoe UI" w:cs="Segoe UI"/>
+          <w:sz w:val="21"/>
+          <w:szCs w:val="21"/>
+        </w:rPr>
+        <w:t>4️⃣ PRACTICE, PRACTICE, PRACTICE</w:t>
+      </w:r>
+      <w:r>
+        <w:rPr>
+          <w:rFonts w:ascii="Segoe UI" w:hAnsi="Segoe UI" w:cs="Segoe UI"/>
+          <w:sz w:val="21"/>
+          <w:szCs w:val="21"/>
+        </w:rPr>
+        <w:br/>
+      </w:r>
+      <w:r>
+        <w:rPr>
+          <w:rFonts w:ascii="Segoe UI" w:hAnsi="Segoe UI" w:cs="Segoe UI"/>
+          <w:sz w:val="21"/>
+          <w:szCs w:val="21"/>
+        </w:rPr>
+        <w:br/>
+      </w:r>
+      <w:r>
+        <w:rPr>
+          <w:rStyle w:val="break-words"/>
+          <w:rFonts w:ascii="Segoe UI" w:hAnsi="Segoe UI" w:cs="Segoe UI"/>
+          <w:sz w:val="21"/>
+          <w:szCs w:val="21"/>
+        </w:rPr>
+        <w:t>- Real hands-on projects are where you grow</w:t>
+      </w:r>
+      <w:r>
+        <w:rPr>
+          <w:rFonts w:ascii="Segoe UI" w:hAnsi="Segoe UI" w:cs="Segoe UI"/>
+          <w:sz w:val="21"/>
+          <w:szCs w:val="21"/>
+        </w:rPr>
+        <w:br/>
+      </w:r>
+      <w:r>
+        <w:rPr>
+          <w:rStyle w:val="break-words"/>
+          <w:rFonts w:ascii="Segoe UI" w:hAnsi="Segoe UI" w:cs="Segoe UI"/>
+          <w:sz w:val="21"/>
+          <w:szCs w:val="21"/>
+        </w:rPr>
+        <w:t>- Use these to get started:</w:t>
+      </w:r>
+      <w:r>
+        <w:rPr>
+          <w:rFonts w:ascii="Segoe UI" w:hAnsi="Segoe UI" w:cs="Segoe UI"/>
+          <w:sz w:val="21"/>
+          <w:szCs w:val="21"/>
+        </w:rPr>
+        <w:br/>
+      </w:r>
+      <w:r>
+        <w:rPr>
+          <w:rStyle w:val="break-words"/>
+          <w:rFonts w:ascii="Segoe UI Emoji" w:hAnsi="Segoe UI Emoji" w:cs="Segoe UI Emoji"/>
+          <w:sz w:val="21"/>
+          <w:szCs w:val="21"/>
+        </w:rPr>
+        <w:t>🔗</w:t>
+      </w:r>
+      <w:r>
+        <w:rPr>
+          <w:rStyle w:val="white-space-pre"/>
+          <w:rFonts w:ascii="Segoe UI" w:hAnsi="Segoe UI" w:cs="Segoe UI"/>
+          <w:sz w:val="21"/>
+          <w:szCs w:val="21"/>
+        </w:rPr>
+        <w:t xml:space="preserve"> </w:t>
+      </w:r>
+      <w:hyperlink r:id="rId215" w:tgtFrame="_self" w:history="1">
+        <w:r>
+          <w:rPr>
+            <w:rStyle w:val="Hyperlink"/>
+            <w:rFonts w:ascii="Segoe UI" w:hAnsi="Segoe UI" w:cs="Segoe UI"/>
+            <w:b/>
+            <w:bCs/>
+            <w:color w:val="0A66C2"/>
+            <w:sz w:val="21"/>
+            <w:szCs w:val="21"/>
+            <w:bdr w:val="none" w:sz="0" w:space="0" w:color="auto" w:frame="1"/>
+          </w:rPr>
+          <w:t>https://lnkd.in/gjXBVbmf</w:t>
+        </w:r>
+      </w:hyperlink>
+      <w:r>
+        <w:rPr>
+          <w:rFonts w:ascii="Segoe UI" w:hAnsi="Segoe UI" w:cs="Segoe UI"/>
+          <w:sz w:val="21"/>
+          <w:szCs w:val="21"/>
+        </w:rPr>
+        <w:br/>
+      </w:r>
+      <w:r>
+        <w:rPr>
+          <w:rStyle w:val="break-words"/>
+          <w:rFonts w:ascii="Segoe UI Emoji" w:hAnsi="Segoe UI Emoji" w:cs="Segoe UI Emoji"/>
+          <w:sz w:val="21"/>
+          <w:szCs w:val="21"/>
+        </w:rPr>
+        <w:t>🔗</w:t>
+      </w:r>
+      <w:r>
+        <w:rPr>
+          <w:rStyle w:val="white-space-pre"/>
+          <w:rFonts w:ascii="Segoe UI" w:hAnsi="Segoe UI" w:cs="Segoe UI"/>
+          <w:sz w:val="21"/>
+          <w:szCs w:val="21"/>
+        </w:rPr>
+        <w:t xml:space="preserve"> </w:t>
+      </w:r>
+      <w:hyperlink r:id="rId216" w:tgtFrame="_self" w:history="1">
+        <w:r>
+          <w:rPr>
+            <w:rStyle w:val="Hyperlink"/>
+            <w:rFonts w:ascii="Segoe UI" w:hAnsi="Segoe UI" w:cs="Segoe UI"/>
+            <w:b/>
+            <w:bCs/>
+            <w:color w:val="0A66C2"/>
+            <w:sz w:val="21"/>
+            <w:szCs w:val="21"/>
+            <w:bdr w:val="none" w:sz="0" w:space="0" w:color="auto" w:frame="1"/>
+          </w:rPr>
+          <w:t>https://lnkd.in/g7Sm2Rcc</w:t>
+        </w:r>
+      </w:hyperlink>
+      <w:r>
+        <w:rPr>
+          <w:rFonts w:ascii="Segoe UI" w:hAnsi="Segoe UI" w:cs="Segoe UI"/>
+          <w:sz w:val="21"/>
+          <w:szCs w:val="21"/>
+        </w:rPr>
+        <w:br/>
+      </w:r>
+      <w:r>
+        <w:rPr>
+          <w:rFonts w:ascii="Segoe UI" w:hAnsi="Segoe UI" w:cs="Segoe UI"/>
+          <w:sz w:val="21"/>
+          <w:szCs w:val="21"/>
+        </w:rPr>
+        <w:br/>
+      </w:r>
+      <w:r>
+        <w:rPr>
+          <w:rFonts w:ascii="Segoe UI" w:hAnsi="Segoe UI" w:cs="Segoe UI"/>
+          <w:sz w:val="21"/>
+          <w:szCs w:val="21"/>
+        </w:rPr>
+        <w:br/>
+      </w:r>
+      <w:r>
+        <w:rPr>
+          <w:rStyle w:val="break-words"/>
+          <w:rFonts w:ascii="Segoe UI" w:hAnsi="Segoe UI" w:cs="Segoe UI"/>
+          <w:sz w:val="21"/>
+          <w:szCs w:val="21"/>
+        </w:rPr>
+        <w:t>You need good resources and focused practice (consistency is key!).</w:t>
+      </w:r>
+      <w:r>
+        <w:rPr>
+          <w:rFonts w:ascii="Segoe UI" w:hAnsi="Segoe UI" w:cs="Segoe UI"/>
+          <w:sz w:val="21"/>
+          <w:szCs w:val="21"/>
+        </w:rPr>
+        <w:br/>
+      </w:r>
+      <w:r>
+        <w:rPr>
+          <w:rFonts w:ascii="Segoe UI" w:hAnsi="Segoe UI" w:cs="Segoe UI"/>
+          <w:sz w:val="21"/>
+          <w:szCs w:val="21"/>
+        </w:rPr>
+        <w:br/>
+      </w:r>
+      <w:r>
+        <w:rPr>
+          <w:rFonts w:ascii="Segoe UI" w:hAnsi="Segoe UI" w:cs="Segoe UI"/>
+          <w:sz w:val="21"/>
+          <w:szCs w:val="21"/>
+        </w:rPr>
+        <w:br/>
+      </w:r>
+      <w:r>
+        <w:rPr>
+          <w:rStyle w:val="break-words"/>
+          <w:rFonts w:ascii="Segoe UI" w:hAnsi="Segoe UI" w:cs="Segoe UI"/>
+          <w:sz w:val="21"/>
+          <w:szCs w:val="21"/>
+        </w:rPr>
+        <w:t xml:space="preserve">Let me know if you have any other top resources for learning </w:t>
+      </w:r>
+      <w:proofErr w:type="spellStart"/>
+      <w:r>
+        <w:rPr>
+          <w:rStyle w:val="break-words"/>
+          <w:rFonts w:ascii="Segoe UI" w:hAnsi="Segoe UI" w:cs="Segoe UI"/>
+          <w:sz w:val="21"/>
+          <w:szCs w:val="21"/>
+        </w:rPr>
+        <w:t>PySpark</w:t>
+      </w:r>
+      <w:proofErr w:type="spellEnd"/>
+      <w:r>
+        <w:rPr>
+          <w:rStyle w:val="break-words"/>
+          <w:rFonts w:ascii="Segoe UI" w:hAnsi="Segoe UI" w:cs="Segoe UI"/>
+          <w:sz w:val="21"/>
+          <w:szCs w:val="21"/>
+        </w:rPr>
+        <w:t xml:space="preserve"> or want to add to this list!</w:t>
+      </w:r>
+      <w:r>
+        <w:rPr>
+          <w:rFonts w:ascii="Segoe UI" w:hAnsi="Segoe UI" w:cs="Segoe UI"/>
+          <w:sz w:val="21"/>
+          <w:szCs w:val="21"/>
+        </w:rPr>
+        <w:br/>
+      </w:r>
+      <w:r>
+        <w:rPr>
+          <w:rFonts w:ascii="Segoe UI" w:hAnsi="Segoe UI" w:cs="Segoe UI"/>
+          <w:sz w:val="21"/>
+          <w:szCs w:val="21"/>
+        </w:rPr>
+        <w:br/>
+      </w:r>
+      <w:r>
+        <w:rPr>
+          <w:rFonts w:ascii="Segoe UI" w:hAnsi="Segoe UI" w:cs="Segoe UI"/>
+          <w:sz w:val="21"/>
+          <w:szCs w:val="21"/>
+        </w:rPr>
+        <w:br/>
+      </w:r>
+      <w:r>
+        <w:rPr>
+          <w:rStyle w:val="break-words"/>
+          <w:rFonts w:ascii="Cambria Math" w:hAnsi="Cambria Math" w:cs="Cambria Math"/>
+          <w:sz w:val="21"/>
+          <w:szCs w:val="21"/>
+        </w:rPr>
+        <w:t>𝗖𝗼𝗻𝗻𝗲𝗰𝘁</w:t>
+      </w:r>
+      <w:r>
+        <w:rPr>
+          <w:rStyle w:val="break-words"/>
+          <w:rFonts w:ascii="Segoe UI" w:hAnsi="Segoe UI" w:cs="Segoe UI"/>
+          <w:sz w:val="21"/>
+          <w:szCs w:val="21"/>
+        </w:rPr>
+        <w:t xml:space="preserve"> </w:t>
+      </w:r>
+      <w:r>
+        <w:rPr>
+          <w:rStyle w:val="break-words"/>
+          <w:rFonts w:ascii="Cambria Math" w:hAnsi="Cambria Math" w:cs="Cambria Math"/>
+          <w:sz w:val="21"/>
+          <w:szCs w:val="21"/>
+        </w:rPr>
+        <w:t>𝟭</w:t>
+      </w:r>
+      <w:r>
+        <w:rPr>
+          <w:rStyle w:val="break-words"/>
+          <w:rFonts w:ascii="Segoe UI" w:hAnsi="Segoe UI" w:cs="Segoe UI"/>
+          <w:sz w:val="21"/>
+          <w:szCs w:val="21"/>
+        </w:rPr>
+        <w:t>:</w:t>
+      </w:r>
+      <w:r>
+        <w:rPr>
+          <w:rStyle w:val="break-words"/>
+          <w:rFonts w:ascii="Cambria Math" w:hAnsi="Cambria Math" w:cs="Cambria Math"/>
+          <w:sz w:val="21"/>
+          <w:szCs w:val="21"/>
+        </w:rPr>
+        <w:t>𝟭</w:t>
+      </w:r>
+      <w:r>
+        <w:rPr>
+          <w:rStyle w:val="break-words"/>
+          <w:rFonts w:ascii="Segoe UI" w:hAnsi="Segoe UI" w:cs="Segoe UI"/>
+          <w:sz w:val="21"/>
+          <w:szCs w:val="21"/>
+        </w:rPr>
+        <w:t xml:space="preserve"> </w:t>
+      </w:r>
+      <w:r>
+        <w:rPr>
+          <w:rStyle w:val="break-words"/>
+          <w:rFonts w:ascii="Cambria Math" w:hAnsi="Cambria Math" w:cs="Cambria Math"/>
+          <w:sz w:val="21"/>
+          <w:szCs w:val="21"/>
+        </w:rPr>
+        <w:t>𝗳𝗼𝗿</w:t>
+      </w:r>
+      <w:r>
+        <w:rPr>
+          <w:rStyle w:val="break-words"/>
+          <w:rFonts w:ascii="Segoe UI" w:hAnsi="Segoe UI" w:cs="Segoe UI"/>
+          <w:sz w:val="21"/>
+          <w:szCs w:val="21"/>
+        </w:rPr>
+        <w:t xml:space="preserve"> </w:t>
+      </w:r>
+      <w:r>
+        <w:rPr>
+          <w:rStyle w:val="break-words"/>
+          <w:rFonts w:ascii="Cambria Math" w:hAnsi="Cambria Math" w:cs="Cambria Math"/>
+          <w:sz w:val="21"/>
+          <w:szCs w:val="21"/>
+        </w:rPr>
+        <w:t>𝗰𝗮𝗿𝗲𝗲𝗿</w:t>
+      </w:r>
+      <w:r>
+        <w:rPr>
+          <w:rStyle w:val="break-words"/>
+          <w:rFonts w:ascii="Segoe UI" w:hAnsi="Segoe UI" w:cs="Segoe UI"/>
+          <w:sz w:val="21"/>
+          <w:szCs w:val="21"/>
+        </w:rPr>
+        <w:t xml:space="preserve"> </w:t>
+      </w:r>
+      <w:r>
+        <w:rPr>
+          <w:rStyle w:val="break-words"/>
+          <w:rFonts w:ascii="Cambria Math" w:hAnsi="Cambria Math" w:cs="Cambria Math"/>
+          <w:sz w:val="21"/>
+          <w:szCs w:val="21"/>
+        </w:rPr>
+        <w:t>𝗴𝘂𝗶𝗱𝗮𝗻𝗰𝗲</w:t>
+      </w:r>
+      <w:r>
+        <w:rPr>
+          <w:rStyle w:val="break-words"/>
+          <w:rFonts w:ascii="Segoe UI" w:hAnsi="Segoe UI" w:cs="Segoe UI"/>
+          <w:sz w:val="21"/>
+          <w:szCs w:val="21"/>
+        </w:rPr>
+        <w:t xml:space="preserve"> →</w:t>
+      </w:r>
+      <w:r>
+        <w:rPr>
+          <w:rStyle w:val="white-space-pre"/>
+          <w:rFonts w:ascii="Segoe UI" w:hAnsi="Segoe UI" w:cs="Segoe UI"/>
+          <w:sz w:val="21"/>
+          <w:szCs w:val="21"/>
+        </w:rPr>
+        <w:t xml:space="preserve"> </w:t>
+      </w:r>
+      <w:hyperlink r:id="rId217" w:tgtFrame="_self" w:history="1">
+        <w:r>
+          <w:rPr>
+            <w:rStyle w:val="Hyperlink"/>
+            <w:rFonts w:ascii="Segoe UI" w:hAnsi="Segoe UI" w:cs="Segoe UI"/>
+            <w:b/>
+            <w:bCs/>
+            <w:color w:val="0A66C2"/>
+            <w:sz w:val="21"/>
+            <w:szCs w:val="21"/>
+            <w:bdr w:val="none" w:sz="0" w:space="0" w:color="auto" w:frame="1"/>
+          </w:rPr>
+          <w:t>https://lnkd.in/gH4DeYb4</w:t>
+        </w:r>
+      </w:hyperlink>
+      <w:r>
+        <w:rPr>
+          <w:rFonts w:ascii="Segoe UI" w:hAnsi="Segoe UI" w:cs="Segoe UI"/>
+          <w:sz w:val="21"/>
+          <w:szCs w:val="21"/>
+        </w:rPr>
+        <w:br/>
+      </w:r>
+      <w:r>
+        <w:rPr>
+          <w:rStyle w:val="break-words"/>
+          <w:rFonts w:ascii="Cambria Math" w:hAnsi="Cambria Math" w:cs="Cambria Math"/>
+          <w:sz w:val="21"/>
+          <w:szCs w:val="21"/>
+        </w:rPr>
+        <w:lastRenderedPageBreak/>
+        <w:t>𝗔𝗧𝗦</w:t>
+      </w:r>
+      <w:r>
+        <w:rPr>
+          <w:rStyle w:val="break-words"/>
+          <w:rFonts w:ascii="Segoe UI" w:hAnsi="Segoe UI" w:cs="Segoe UI"/>
+          <w:sz w:val="21"/>
+          <w:szCs w:val="21"/>
+        </w:rPr>
+        <w:t xml:space="preserve"> </w:t>
+      </w:r>
+      <w:r>
+        <w:rPr>
+          <w:rStyle w:val="break-words"/>
+          <w:rFonts w:ascii="Cambria Math" w:hAnsi="Cambria Math" w:cs="Cambria Math"/>
+          <w:sz w:val="21"/>
+          <w:szCs w:val="21"/>
+        </w:rPr>
+        <w:t>𝗢𝗽𝘁𝗶𝗺𝗶𝘀𝗲𝗱</w:t>
+      </w:r>
+      <w:r>
+        <w:rPr>
+          <w:rStyle w:val="break-words"/>
+          <w:rFonts w:ascii="Segoe UI" w:hAnsi="Segoe UI" w:cs="Segoe UI"/>
+          <w:sz w:val="21"/>
+          <w:szCs w:val="21"/>
+        </w:rPr>
+        <w:t xml:space="preserve"> </w:t>
+      </w:r>
+      <w:r>
+        <w:rPr>
+          <w:rStyle w:val="break-words"/>
+          <w:rFonts w:ascii="Cambria Math" w:hAnsi="Cambria Math" w:cs="Cambria Math"/>
+          <w:sz w:val="21"/>
+          <w:szCs w:val="21"/>
+        </w:rPr>
+        <w:t>𝗿𝗲𝘀𝘂𝗺𝗲</w:t>
+      </w:r>
+      <w:r>
+        <w:rPr>
+          <w:rStyle w:val="break-words"/>
+          <w:rFonts w:ascii="Segoe UI" w:hAnsi="Segoe UI" w:cs="Segoe UI"/>
+          <w:sz w:val="21"/>
+          <w:szCs w:val="21"/>
+        </w:rPr>
+        <w:t xml:space="preserve"> </w:t>
+      </w:r>
+      <w:r>
+        <w:rPr>
+          <w:rStyle w:val="break-words"/>
+          <w:rFonts w:ascii="Cambria Math" w:hAnsi="Cambria Math" w:cs="Cambria Math"/>
+          <w:sz w:val="21"/>
+          <w:szCs w:val="21"/>
+        </w:rPr>
+        <w:t>𝘁𝗲𝗺𝗽𝗹𝗮𝘁𝗲</w:t>
+      </w:r>
+      <w:r>
+        <w:rPr>
+          <w:rStyle w:val="break-words"/>
+          <w:rFonts w:ascii="Segoe UI" w:hAnsi="Segoe UI" w:cs="Segoe UI"/>
+          <w:sz w:val="21"/>
+          <w:szCs w:val="21"/>
+        </w:rPr>
+        <w:t xml:space="preserve"> →</w:t>
+      </w:r>
+      <w:r>
+        <w:rPr>
+          <w:rStyle w:val="white-space-pre"/>
+          <w:rFonts w:ascii="Segoe UI" w:hAnsi="Segoe UI" w:cs="Segoe UI"/>
+          <w:sz w:val="21"/>
+          <w:szCs w:val="21"/>
+        </w:rPr>
+        <w:t xml:space="preserve"> </w:t>
+      </w:r>
+      <w:hyperlink r:id="rId218" w:tgtFrame="_self" w:history="1">
+        <w:r>
+          <w:rPr>
+            <w:rStyle w:val="Hyperlink"/>
+            <w:rFonts w:ascii="Segoe UI" w:hAnsi="Segoe UI" w:cs="Segoe UI"/>
+            <w:b/>
+            <w:bCs/>
+            <w:color w:val="0A66C2"/>
+            <w:sz w:val="21"/>
+            <w:szCs w:val="21"/>
+            <w:bdr w:val="none" w:sz="0" w:space="0" w:color="auto" w:frame="1"/>
+          </w:rPr>
+          <w:t>https://lnkd.in/g-iw7FaQ</w:t>
+        </w:r>
+      </w:hyperlink>
+      <w:r>
+        <w:rPr>
+          <w:rFonts w:ascii="Segoe UI" w:hAnsi="Segoe UI" w:cs="Segoe UI"/>
+          <w:sz w:val="21"/>
+          <w:szCs w:val="21"/>
+        </w:rPr>
+        <w:br/>
+      </w:r>
+      <w:r>
+        <w:rPr>
+          <w:rFonts w:ascii="Segoe UI" w:hAnsi="Segoe UI" w:cs="Segoe UI"/>
+          <w:sz w:val="21"/>
+          <w:szCs w:val="21"/>
+        </w:rPr>
+        <w:br/>
+      </w:r>
+      <w:r>
+        <w:rPr>
+          <w:rFonts w:ascii="Segoe UI" w:hAnsi="Segoe UI" w:cs="Segoe UI"/>
+          <w:sz w:val="21"/>
+          <w:szCs w:val="21"/>
+        </w:rPr>
+        <w:br/>
+      </w:r>
+      <w:r>
+        <w:rPr>
+          <w:rStyle w:val="break-words"/>
+          <w:rFonts w:ascii="Segoe UI Emoji" w:hAnsi="Segoe UI Emoji" w:cs="Segoe UI Emoji"/>
+          <w:sz w:val="21"/>
+          <w:szCs w:val="21"/>
+        </w:rPr>
+        <w:t>♻️</w:t>
+      </w:r>
+      <w:r>
+        <w:rPr>
+          <w:rStyle w:val="break-words"/>
+          <w:rFonts w:ascii="Segoe UI" w:hAnsi="Segoe UI" w:cs="Segoe UI"/>
+          <w:sz w:val="21"/>
+          <w:szCs w:val="21"/>
+        </w:rPr>
+        <w:t xml:space="preserve"> Liked it? Repost this!</w:t>
+      </w:r>
+      <w:r>
+        <w:rPr>
+          <w:rFonts w:ascii="Segoe UI" w:hAnsi="Segoe UI" w:cs="Segoe UI"/>
+          <w:sz w:val="21"/>
+          <w:szCs w:val="21"/>
+        </w:rPr>
+        <w:br/>
+      </w:r>
+      <w:r>
+        <w:rPr>
+          <w:rStyle w:val="break-words"/>
+          <w:rFonts w:ascii="Segoe UI Emoji" w:hAnsi="Segoe UI Emoji" w:cs="Segoe UI Emoji"/>
+          <w:sz w:val="21"/>
+          <w:szCs w:val="21"/>
+        </w:rPr>
+        <w:t>➕</w:t>
+      </w:r>
+      <w:r>
+        <w:rPr>
+          <w:rStyle w:val="break-words"/>
+          <w:rFonts w:ascii="Segoe UI" w:hAnsi="Segoe UI" w:cs="Segoe UI"/>
+          <w:sz w:val="21"/>
+          <w:szCs w:val="21"/>
+        </w:rPr>
+        <w:t xml:space="preserve"> Follow for more daily insights on how to grow your career in the data field</w:t>
+      </w:r>
+    </w:p>
+    <w:p>
+      <w:pPr>
+        <w:textAlignment w:val="baseline"/>
+        <w:rPr>
+          <w:rFonts w:ascii="Segoe UI" w:hAnsi="Segoe UI" w:cs="Segoe UI"/>
+        </w:rPr>
+      </w:pPr>
+      <w:r>
+        <w:rPr>
+          <w:rStyle w:val="visually-hidden"/>
+          <w:rFonts w:ascii="Segoe UI" w:hAnsi="Segoe UI" w:cs="Segoe UI"/>
+          <w:sz w:val="20"/>
+          <w:szCs w:val="20"/>
+          <w:bdr w:val="none" w:sz="0" w:space="0" w:color="auto" w:frame="1"/>
+        </w:rPr>
+        <w:t>Activate to view larger image,</w:t>
+      </w:r>
+    </w:p>
+    <w:p>
+      <w:pPr>
+        <w:textAlignment w:val="baseline"/>
+        <w:rPr>
+          <w:rFonts w:ascii="Segoe UI" w:hAnsi="Segoe UI" w:cs="Segoe UI"/>
+          <w:sz w:val="20"/>
+          <w:szCs w:val="20"/>
+        </w:rPr>
+      </w:pPr>
+      <w:r>
+        <w:rPr>
+          <w:rFonts w:ascii="Segoe UI" w:hAnsi="Segoe UI" w:cs="Segoe UI"/>
+          <w:noProof/>
+          <w:sz w:val="20"/>
+          <w:szCs w:val="20"/>
+        </w:rPr>
+        <w:drawing>
+          <wp:inline distT="0" distB="0" distL="0" distR="0" wp14:anchorId="4335D1F0" wp14:editId="1DE61357">
+            <wp:extent cx="5711825" cy="2998470"/>
+            <wp:effectExtent l="0" t="0" r="3175" b="0"/>
+            <wp:docPr id="1064756267" name="Picture 3" descr="View image"/>
+            <wp:cNvGraphicFramePr>
+              <a:graphicFrameLocks xmlns:a="http://schemas.openxmlformats.org/drawingml/2006/main" noChangeAspect="1"/>
+            </wp:cNvGraphicFramePr>
+            <a:graphic xmlns:a="http://schemas.openxmlformats.org/drawingml/2006/main">
+              <a:graphicData uri="http://schemas.openxmlformats.org/drawingml/2006/picture">
+                <pic:pic xmlns:pic="http://schemas.openxmlformats.org/drawingml/2006/picture">
+                  <pic:nvPicPr>
+                    <pic:cNvPr id="0" name="ember56" descr="View image"/>
+                    <pic:cNvPicPr>
+                      <a:picLocks noChangeAspect="1" noChangeArrowheads="1"/>
+                    </pic:cNvPicPr>
+                  </pic:nvPicPr>
+                  <pic:blipFill>
+                    <a:blip r:embed="rId219">
+                      <a:extLst>
+                        <a:ext uri="{28A0092B-C50C-407E-A947-70E740481C1C}">
+                          <a14:useLocalDpi xmlns:a14="http://schemas.microsoft.com/office/drawing/2010/main" val="0"/>
+                        </a:ext>
+                      </a:extLst>
+                    </a:blip>
+                    <a:srcRect/>
+                    <a:stretch>
+                      <a:fillRect/>
+                    </a:stretch>
+                  </pic:blipFill>
+                  <pic:spPr bwMode="auto">
+                    <a:xfrm>
+                      <a:off x="0" y="0"/>
+                      <a:ext cx="5711825" cy="2998470"/>
+                    </a:xfrm>
+                    <a:prstGeom prst="rect">
+                      <a:avLst/>
+                    </a:prstGeom>
+                    <a:noFill/>
+                    <a:ln>
+                      <a:noFill/>
+                    </a:ln>
+                  </pic:spPr>
+                </pic:pic>
+              </a:graphicData>
+            </a:graphic>
+          </wp:inline>
+        </w:drawing>
+      </w:r>
+    </w:p>
     <w:p/>
     <w:sectPr>
       <w:pgSz w:w="11906" w:h="16838"/>
